--- a/Sprint3/DadosJuca/estudo de paletas de cores.docx
+++ b/Sprint3/DadosJuca/estudo de paletas de cores.docx
@@ -14,7 +14,7 @@
           <w:sz w:val="28"/>
           <w:szCs w:val="28"/>
         </w:rPr>
-        <w:t>1. Ambiente Base: O "Modo Operação"</w:t>
+        <w:t>Estudo de paletas de cores</w:t>
       </w:r>
     </w:p>
     <w:p>
@@ -29,12 +29,11 @@
           <w:sz w:val="28"/>
           <w:szCs w:val="28"/>
         </w:rPr>
-        <w:t>A estrutura principal do sistema é construída sobre uma base sóbria e minimalista, utilizando uma escala de acromáticos para transmitir seriedade e autoridade.</w:t>
+        <w:t>1. O Ambiente de Gestão (Foco e Autoridade)</w:t>
       </w:r>
     </w:p>
     <w:p>
       <w:pPr>
-        <w:ind w:left="720"/>
         <w:rPr>
           <w:sz w:val="28"/>
           <w:szCs w:val="28"/>
@@ -45,12 +44,12 @@
           <w:sz w:val="28"/>
           <w:szCs w:val="28"/>
         </w:rPr>
-        <w:t>Fundo e Estrutura: Utiliza-se o Preto Profundo e o Grafite para as áreas de navegação e fundo de tela. Isso reduz a fadiga ocular e cria um ambiente de "painel de controle", onde as informações importantes saltam aos olhos.</w:t>
+        <w:t>A base do app segue a estética de escritórios de alta tecnologia ou cockpits de jatos modernos.</w:t>
       </w:r>
     </w:p>
     <w:p>
       <w:pPr>
-        <w:ind w:left="720"/>
+        <w:ind w:left="360"/>
         <w:rPr>
           <w:sz w:val="28"/>
           <w:szCs w:val="28"/>
@@ -61,7 +60,7 @@
           <w:sz w:val="28"/>
           <w:szCs w:val="28"/>
         </w:rPr>
-        <w:t>Dados e Tipografia: As informações técnicas, números e textos de gestão utilizam o Branco Puro e o Cinza Gelo. Essa combinação garante legibilidade máxima, tratando os dados financeiros e de tempo com a clareza de um documento oficial.</w:t>
+        <w:t>Fundo e Estrutura (Preto e Grafite): Imagine a textura de um carro esportivo de fibra de carbono ou a tela de um celular desligado. É um preto profundo que não brilha, servindo para que nada te distraia dos números.</w:t>
       </w:r>
     </w:p>
     <w:p>
@@ -77,11 +76,12 @@
           <w:sz w:val="28"/>
           <w:szCs w:val="28"/>
         </w:rPr>
-        <w:t>Divisores e Bordas: Linhas finas em Cinza Platina separam as funcionalidades, mantendo a interface organizada sem poluir o campo de visão.</w:t>
+        <w:t>Dados e Números (Branco e Cinza Gelo): Como o texto em um papel de alta gramatura ou os ponteiros de um relógio de luxo. É uma cor limpa e nítida que transmite que o dinheiro e o tempo são assuntos sérios.</w:t>
       </w:r>
     </w:p>
     <w:p>
       <w:pPr>
+        <w:ind w:left="360"/>
         <w:rPr>
           <w:sz w:val="28"/>
           <w:szCs w:val="28"/>
@@ -92,7 +92,7 @@
           <w:sz w:val="28"/>
           <w:szCs w:val="28"/>
         </w:rPr>
-        <w:t>2. Acentuações de Atributos: Onde a Cor Ganha Vida</w:t>
+        <w:t>Linhas e Divisores (Cinza Platina): Pense em fios de seda prateados ou no acabamento de um notebook de alumínio. São linhas quase invisíveis, apenas para separar uma conta bancária de uma tarefa, sem poluir a visão.</w:t>
       </w:r>
     </w:p>
     <w:p>
@@ -107,12 +107,11 @@
           <w:sz w:val="28"/>
           <w:szCs w:val="28"/>
         </w:rPr>
-        <w:t>Para que o usuário identifique instantaneamente seus recursos, as áreas de "status" rompem a sobriedade do preto e branco com cores vibrantes e funcionais.</w:t>
+        <w:t>2. Acentuações de Atributos (Vitalidade no Trabalho)</w:t>
       </w:r>
     </w:p>
     <w:p>
       <w:pPr>
-        <w:ind w:left="720"/>
         <w:rPr>
           <w:sz w:val="28"/>
           <w:szCs w:val="28"/>
@@ -123,12 +122,12 @@
           <w:sz w:val="28"/>
           <w:szCs w:val="28"/>
         </w:rPr>
-        <w:t>Setor Financeiro (O Atributo de Sucesso): Enquanto o saldo é exibido em branco, os indicadores de crescimento e lucro utilizam um Verde Esmeralda Elétrico. Em contraste com o fundo preto, esse tom de verde simboliza prosperidade e "ativação" da conta. Metas alcançadas e bônus de inventário podem exibir um brilho em Ouro Neon, destacando o sucesso financeiro sobre a base escura.</w:t>
+        <w:t>Aqui é onde o "jogo" aparece dentro da ferramenta de trabalho.</w:t>
       </w:r>
     </w:p>
     <w:p>
       <w:pPr>
-        <w:ind w:left="708"/>
+        <w:ind w:left="720"/>
         <w:rPr>
           <w:sz w:val="28"/>
           <w:szCs w:val="28"/>
@@ -139,8 +138,33 @@
           <w:sz w:val="28"/>
           <w:szCs w:val="28"/>
         </w:rPr>
-        <w:t xml:space="preserve">Gestão de </w:t>
+        <w:t>Setor Financeiro (Verde Esmeralda): Imagine a cor de uma floresta tropical vista de cima sob sol forte ou o brilho de um visor de visão noturna. É um verde que transmite crescimento e "conta cheia".</w:t>
       </w:r>
+    </w:p>
+    <w:p>
+      <w:pPr>
+        <w:ind w:left="720"/>
+        <w:rPr>
+          <w:sz w:val="28"/>
+          <w:szCs w:val="28"/>
+        </w:rPr>
+      </w:pPr>
+      <w:r>
+        <w:rPr>
+          <w:sz w:val="28"/>
+          <w:szCs w:val="28"/>
+        </w:rPr>
+        <w:t>Sucesso Financeiro (Ouro Neon): Pense em ouro derretido ou no reflexo do sol em uma moeda nova. Não é um amarelo comum, é um brilho que indica riqueza e conquista de elite.</w:t>
+      </w:r>
+    </w:p>
+    <w:p>
+      <w:pPr>
+        <w:ind w:left="720"/>
+        <w:rPr>
+          <w:sz w:val="28"/>
+          <w:szCs w:val="28"/>
+        </w:rPr>
+      </w:pPr>
       <w:proofErr w:type="spellStart"/>
       <w:r>
         <w:rPr>
@@ -155,28 +179,12 @@
           <w:sz w:val="28"/>
           <w:szCs w:val="28"/>
         </w:rPr>
-        <w:t xml:space="preserve"> (O Combustível): A </w:t>
-      </w:r>
-      <w:proofErr w:type="spellStart"/>
-      <w:r>
-        <w:rPr>
-          <w:sz w:val="28"/>
-          <w:szCs w:val="28"/>
-        </w:rPr>
-        <w:t>Stamina</w:t>
-      </w:r>
-      <w:proofErr w:type="spellEnd"/>
-      <w:r>
-        <w:rPr>
-          <w:sz w:val="28"/>
-          <w:szCs w:val="28"/>
-        </w:rPr>
-        <w:t>, baseada na ingestão hídrica e calórica, é representada por um Azul Turquesa intenso. Por ser uma cor que remete à água e energia limpa, ela se destaca na interface escura como um "brilho de recarga", facilitando a visualização de quanto combustível o usuário ainda possui para trabalhar.</w:t>
+        <w:t>/Água (Azul Turquesa): Imagine a cor do mar do Caribe ou de um cristal de gelo iluminado por trás. É uma cor que dá sede e vontade de beber água, transmitindo frescor e recarga de bateria.</w:t>
       </w:r>
     </w:p>
     <w:p>
       <w:pPr>
-        <w:ind w:left="720"/>
+        <w:ind w:left="360"/>
         <w:rPr>
           <w:sz w:val="28"/>
           <w:szCs w:val="28"/>
@@ -187,15 +195,7 @@
           <w:sz w:val="28"/>
           <w:szCs w:val="28"/>
         </w:rPr>
-        <w:t xml:space="preserve">Health Points (HP - A Resistência): O HP, que reflete a saúde física e conclusão de treinos, utiliza um Verde Lima ou Ciano. Quando o HP atinge o máximo, o avatar — que normalmente segue tons mais </w:t>
-      </w:r>
-      <w:r>
-        <w:rPr>
-          <w:sz w:val="28"/>
-          <w:szCs w:val="28"/>
-        </w:rPr>
-        <w:lastRenderedPageBreak/>
-        <w:t>neutros — recebe uma aura ou "brilho" nestas cores, sinalizando que o usuário está em sua melhor forma para produzir.</w:t>
+        <w:t>Saúde/HP (Verde Lima): Pense na cor de uma maçã verde bem brilhante ou de um gramado de estádio de futebol. É uma cor que exala vigor físico e disposição para o treino.</w:t>
       </w:r>
     </w:p>
     <w:p>
@@ -205,20 +205,12 @@
           <w:szCs w:val="28"/>
         </w:rPr>
       </w:pPr>
-    </w:p>
-    <w:p>
-      <w:pPr>
-        <w:rPr>
-          <w:sz w:val="28"/>
-          <w:szCs w:val="28"/>
-        </w:rPr>
-      </w:pPr>
       <w:r>
         <w:rPr>
           <w:sz w:val="28"/>
           <w:szCs w:val="28"/>
         </w:rPr>
-        <w:t>3. Dinâmica de Gamificação e Penalidades</w:t>
+        <w:t>3. Alertas e Penalidades (Urgência e Perda)</w:t>
       </w:r>
     </w:p>
     <w:p>
@@ -233,7 +225,8 @@
           <w:sz w:val="28"/>
           <w:szCs w:val="28"/>
         </w:rPr>
-        <w:t>A cor é o principal comunicador de urgência dentro do sistema de gamificação.</w:t>
+        <w:lastRenderedPageBreak/>
+        <w:t>O sistema usa a cor para te "incomodar" visualmente quando algo está errado.</w:t>
       </w:r>
     </w:p>
     <w:p>
@@ -249,23 +242,7 @@
           <w:sz w:val="28"/>
           <w:szCs w:val="28"/>
         </w:rPr>
-        <w:t xml:space="preserve">Penalidades e Alertas: Quando o sistema detecta sedentarismo ou baixa </w:t>
-      </w:r>
-      <w:proofErr w:type="spellStart"/>
-      <w:r>
-        <w:rPr>
-          <w:sz w:val="28"/>
-          <w:szCs w:val="28"/>
-        </w:rPr>
-        <w:t>stamina</w:t>
-      </w:r>
-      <w:proofErr w:type="spellEnd"/>
-      <w:r>
-        <w:rPr>
-          <w:sz w:val="28"/>
-          <w:szCs w:val="28"/>
-        </w:rPr>
-        <w:t>, a cor vibrante (azul ou verde) começa a desbotar para um Cinza Opaco ou um Vermelho Carmim muito pontual. Isso cria um desconforto visual imediato, incentivando o usuário a agir para "devolver a cor" ao sistema.</w:t>
+        <w:t>Estado de Alerta (Vermelho Carmim): Imagine a cor de vinho tinto ou de uma brasa de cigarro no escuro. É um vermelho sério, que aparece pontualmente para dizer: "Você está sedentário há muito tempo".</w:t>
       </w:r>
     </w:p>
     <w:p>
@@ -281,42 +258,11 @@
           <w:sz w:val="28"/>
           <w:szCs w:val="28"/>
         </w:rPr>
-        <w:t xml:space="preserve">Modos de Intensidade: No Modo Hardcore, as cores de </w:t>
-      </w:r>
-      <w:proofErr w:type="spellStart"/>
-      <w:r>
-        <w:rPr>
-          <w:sz w:val="28"/>
-          <w:szCs w:val="28"/>
-        </w:rPr>
-        <w:t>Stamina</w:t>
-      </w:r>
-      <w:proofErr w:type="spellEnd"/>
-      <w:r>
-        <w:rPr>
-          <w:sz w:val="28"/>
-          <w:szCs w:val="28"/>
-        </w:rPr>
-        <w:t xml:space="preserve"> e</w:t>
-      </w:r>
-      <w:r>
-        <w:rPr>
-          <w:sz w:val="28"/>
-          <w:szCs w:val="28"/>
-        </w:rPr>
-        <w:t xml:space="preserve"> </w:t>
-      </w:r>
-      <w:r>
-        <w:rPr>
-          <w:sz w:val="28"/>
-          <w:szCs w:val="28"/>
-        </w:rPr>
-        <w:t>HP podem pulsar ou brilhar com mais intensidade, enquanto no Modo Casual, as transições entre o colorido e o cinza são mais suaves, mantendo a elegância da interface escura.</w:t>
+        <w:t>Perda de Energia (Cinza Opaco): Imagine a cor de cinzas de lareira ou de uma estátua de pedra na chuva. Quando você não se cuida, o azul e o verde vibrantes "morrem" e viram esse cinza sem vida, mostrando que seu avatar (e sua produtividade) estão murchando.</w:t>
       </w:r>
     </w:p>
     <w:p>
       <w:pPr>
-        <w:ind w:left="720"/>
         <w:rPr>
           <w:sz w:val="28"/>
           <w:szCs w:val="28"/>
@@ -327,7 +273,45 @@
           <w:sz w:val="28"/>
           <w:szCs w:val="28"/>
         </w:rPr>
-        <w:t>Customização do Avatar: O avatar atua como o ponto central de cor na tela. Enquanto o inventário e roupas podem seguir a paleta de luxo (preto, couro, metal), os efeitos visuais de "buffs" e conquistas utilizam cores neon para contrastar com o ambiente sóbrio de gestão</w:t>
+        <w:t>4. Customização de Elite (O Diferencial)</w:t>
+      </w:r>
+    </w:p>
+    <w:p>
+      <w:pPr>
+        <w:numPr>
+          <w:ilvl w:val="0"/>
+          <w:numId w:val="7"/>
+        </w:numPr>
+        <w:rPr>
+          <w:sz w:val="28"/>
+          <w:szCs w:val="28"/>
+        </w:rPr>
+      </w:pPr>
+      <w:r>
+        <w:rPr>
+          <w:sz w:val="28"/>
+          <w:szCs w:val="28"/>
+        </w:rPr>
+        <w:t>Efeitos de Buffs (Roxo Neon): Imagine a cor de uma lâmpada negra de festa ou de um raio de tempestade. É a cor usada para itens especiais que dão poderes temporários à sua gestão de tempo.</w:t>
+      </w:r>
+    </w:p>
+    <w:p>
+      <w:pPr>
+        <w:numPr>
+          <w:ilvl w:val="0"/>
+          <w:numId w:val="7"/>
+        </w:numPr>
+        <w:rPr>
+          <w:sz w:val="28"/>
+          <w:szCs w:val="28"/>
+        </w:rPr>
+      </w:pPr>
+      <w:r>
+        <w:rPr>
+          <w:sz w:val="28"/>
+          <w:szCs w:val="28"/>
+        </w:rPr>
+        <w:t>Itens de Luxo: O avatar usa texturas que lembram couro preto fosco, aço escovado e vidro fumê, mantendo a aparência de um executivo de sucesso que também é um guerreiro de elite.</w:t>
       </w:r>
     </w:p>
     <w:p/>
@@ -493,6 +477,453 @@
     </w:lvl>
   </w:abstractNum>
   <w:abstractNum w:abstractNumId="1" w15:restartNumberingAfterBreak="0">
+    <w:nsid w:val="2E250512"/>
+    <w:multiLevelType w:val="multilevel"/>
+    <w:tmpl w:val="5336A2F6"/>
+    <w:lvl w:ilvl="0">
+      <w:start w:val="1"/>
+      <w:numFmt w:val="bullet"/>
+      <w:lvlText w:val=""/>
+      <w:lvlJc w:val="left"/>
+      <w:pPr>
+        <w:tabs>
+          <w:tab w:val="num" w:pos="720"/>
+        </w:tabs>
+        <w:ind w:left="720" w:hanging="360"/>
+      </w:pPr>
+      <w:rPr>
+        <w:rFonts w:ascii="Symbol" w:hAnsi="Symbol" w:hint="default"/>
+        <w:sz w:val="20"/>
+      </w:rPr>
+    </w:lvl>
+    <w:lvl w:ilvl="1" w:tentative="1">
+      <w:start w:val="1"/>
+      <w:numFmt w:val="bullet"/>
+      <w:lvlText w:val="o"/>
+      <w:lvlJc w:val="left"/>
+      <w:pPr>
+        <w:tabs>
+          <w:tab w:val="num" w:pos="1440"/>
+        </w:tabs>
+        <w:ind w:left="1440" w:hanging="360"/>
+      </w:pPr>
+      <w:rPr>
+        <w:rFonts w:ascii="Courier New" w:hAnsi="Courier New" w:hint="default"/>
+        <w:sz w:val="20"/>
+      </w:rPr>
+    </w:lvl>
+    <w:lvl w:ilvl="2" w:tentative="1">
+      <w:start w:val="1"/>
+      <w:numFmt w:val="bullet"/>
+      <w:lvlText w:val=""/>
+      <w:lvlJc w:val="left"/>
+      <w:pPr>
+        <w:tabs>
+          <w:tab w:val="num" w:pos="2160"/>
+        </w:tabs>
+        <w:ind w:left="2160" w:hanging="360"/>
+      </w:pPr>
+      <w:rPr>
+        <w:rFonts w:ascii="Wingdings" w:hAnsi="Wingdings" w:hint="default"/>
+        <w:sz w:val="20"/>
+      </w:rPr>
+    </w:lvl>
+    <w:lvl w:ilvl="3" w:tentative="1">
+      <w:start w:val="1"/>
+      <w:numFmt w:val="bullet"/>
+      <w:lvlText w:val=""/>
+      <w:lvlJc w:val="left"/>
+      <w:pPr>
+        <w:tabs>
+          <w:tab w:val="num" w:pos="2880"/>
+        </w:tabs>
+        <w:ind w:left="2880" w:hanging="360"/>
+      </w:pPr>
+      <w:rPr>
+        <w:rFonts w:ascii="Wingdings" w:hAnsi="Wingdings" w:hint="default"/>
+        <w:sz w:val="20"/>
+      </w:rPr>
+    </w:lvl>
+    <w:lvl w:ilvl="4" w:tentative="1">
+      <w:start w:val="1"/>
+      <w:numFmt w:val="bullet"/>
+      <w:lvlText w:val=""/>
+      <w:lvlJc w:val="left"/>
+      <w:pPr>
+        <w:tabs>
+          <w:tab w:val="num" w:pos="3600"/>
+        </w:tabs>
+        <w:ind w:left="3600" w:hanging="360"/>
+      </w:pPr>
+      <w:rPr>
+        <w:rFonts w:ascii="Wingdings" w:hAnsi="Wingdings" w:hint="default"/>
+        <w:sz w:val="20"/>
+      </w:rPr>
+    </w:lvl>
+    <w:lvl w:ilvl="5" w:tentative="1">
+      <w:start w:val="1"/>
+      <w:numFmt w:val="bullet"/>
+      <w:lvlText w:val=""/>
+      <w:lvlJc w:val="left"/>
+      <w:pPr>
+        <w:tabs>
+          <w:tab w:val="num" w:pos="4320"/>
+        </w:tabs>
+        <w:ind w:left="4320" w:hanging="360"/>
+      </w:pPr>
+      <w:rPr>
+        <w:rFonts w:ascii="Wingdings" w:hAnsi="Wingdings" w:hint="default"/>
+        <w:sz w:val="20"/>
+      </w:rPr>
+    </w:lvl>
+    <w:lvl w:ilvl="6" w:tentative="1">
+      <w:start w:val="1"/>
+      <w:numFmt w:val="bullet"/>
+      <w:lvlText w:val=""/>
+      <w:lvlJc w:val="left"/>
+      <w:pPr>
+        <w:tabs>
+          <w:tab w:val="num" w:pos="5040"/>
+        </w:tabs>
+        <w:ind w:left="5040" w:hanging="360"/>
+      </w:pPr>
+      <w:rPr>
+        <w:rFonts w:ascii="Wingdings" w:hAnsi="Wingdings" w:hint="default"/>
+        <w:sz w:val="20"/>
+      </w:rPr>
+    </w:lvl>
+    <w:lvl w:ilvl="7" w:tentative="1">
+      <w:start w:val="1"/>
+      <w:numFmt w:val="bullet"/>
+      <w:lvlText w:val=""/>
+      <w:lvlJc w:val="left"/>
+      <w:pPr>
+        <w:tabs>
+          <w:tab w:val="num" w:pos="5760"/>
+        </w:tabs>
+        <w:ind w:left="5760" w:hanging="360"/>
+      </w:pPr>
+      <w:rPr>
+        <w:rFonts w:ascii="Wingdings" w:hAnsi="Wingdings" w:hint="default"/>
+        <w:sz w:val="20"/>
+      </w:rPr>
+    </w:lvl>
+    <w:lvl w:ilvl="8" w:tentative="1">
+      <w:start w:val="1"/>
+      <w:numFmt w:val="bullet"/>
+      <w:lvlText w:val=""/>
+      <w:lvlJc w:val="left"/>
+      <w:pPr>
+        <w:tabs>
+          <w:tab w:val="num" w:pos="6480"/>
+        </w:tabs>
+        <w:ind w:left="6480" w:hanging="360"/>
+      </w:pPr>
+      <w:rPr>
+        <w:rFonts w:ascii="Wingdings" w:hAnsi="Wingdings" w:hint="default"/>
+        <w:sz w:val="20"/>
+      </w:rPr>
+    </w:lvl>
+  </w:abstractNum>
+  <w:abstractNum w:abstractNumId="2" w15:restartNumberingAfterBreak="0">
+    <w:nsid w:val="2F767062"/>
+    <w:multiLevelType w:val="multilevel"/>
+    <w:tmpl w:val="42540966"/>
+    <w:lvl w:ilvl="0">
+      <w:start w:val="1"/>
+      <w:numFmt w:val="bullet"/>
+      <w:lvlText w:val=""/>
+      <w:lvlJc w:val="left"/>
+      <w:pPr>
+        <w:tabs>
+          <w:tab w:val="num" w:pos="720"/>
+        </w:tabs>
+        <w:ind w:left="720" w:hanging="360"/>
+      </w:pPr>
+      <w:rPr>
+        <w:rFonts w:ascii="Symbol" w:hAnsi="Symbol" w:hint="default"/>
+        <w:sz w:val="20"/>
+      </w:rPr>
+    </w:lvl>
+    <w:lvl w:ilvl="1" w:tentative="1">
+      <w:start w:val="1"/>
+      <w:numFmt w:val="bullet"/>
+      <w:lvlText w:val="o"/>
+      <w:lvlJc w:val="left"/>
+      <w:pPr>
+        <w:tabs>
+          <w:tab w:val="num" w:pos="1440"/>
+        </w:tabs>
+        <w:ind w:left="1440" w:hanging="360"/>
+      </w:pPr>
+      <w:rPr>
+        <w:rFonts w:ascii="Courier New" w:hAnsi="Courier New" w:hint="default"/>
+        <w:sz w:val="20"/>
+      </w:rPr>
+    </w:lvl>
+    <w:lvl w:ilvl="2" w:tentative="1">
+      <w:start w:val="1"/>
+      <w:numFmt w:val="bullet"/>
+      <w:lvlText w:val=""/>
+      <w:lvlJc w:val="left"/>
+      <w:pPr>
+        <w:tabs>
+          <w:tab w:val="num" w:pos="2160"/>
+        </w:tabs>
+        <w:ind w:left="2160" w:hanging="360"/>
+      </w:pPr>
+      <w:rPr>
+        <w:rFonts w:ascii="Wingdings" w:hAnsi="Wingdings" w:hint="default"/>
+        <w:sz w:val="20"/>
+      </w:rPr>
+    </w:lvl>
+    <w:lvl w:ilvl="3" w:tentative="1">
+      <w:start w:val="1"/>
+      <w:numFmt w:val="bullet"/>
+      <w:lvlText w:val=""/>
+      <w:lvlJc w:val="left"/>
+      <w:pPr>
+        <w:tabs>
+          <w:tab w:val="num" w:pos="2880"/>
+        </w:tabs>
+        <w:ind w:left="2880" w:hanging="360"/>
+      </w:pPr>
+      <w:rPr>
+        <w:rFonts w:ascii="Wingdings" w:hAnsi="Wingdings" w:hint="default"/>
+        <w:sz w:val="20"/>
+      </w:rPr>
+    </w:lvl>
+    <w:lvl w:ilvl="4" w:tentative="1">
+      <w:start w:val="1"/>
+      <w:numFmt w:val="bullet"/>
+      <w:lvlText w:val=""/>
+      <w:lvlJc w:val="left"/>
+      <w:pPr>
+        <w:tabs>
+          <w:tab w:val="num" w:pos="3600"/>
+        </w:tabs>
+        <w:ind w:left="3600" w:hanging="360"/>
+      </w:pPr>
+      <w:rPr>
+        <w:rFonts w:ascii="Wingdings" w:hAnsi="Wingdings" w:hint="default"/>
+        <w:sz w:val="20"/>
+      </w:rPr>
+    </w:lvl>
+    <w:lvl w:ilvl="5" w:tentative="1">
+      <w:start w:val="1"/>
+      <w:numFmt w:val="bullet"/>
+      <w:lvlText w:val=""/>
+      <w:lvlJc w:val="left"/>
+      <w:pPr>
+        <w:tabs>
+          <w:tab w:val="num" w:pos="4320"/>
+        </w:tabs>
+        <w:ind w:left="4320" w:hanging="360"/>
+      </w:pPr>
+      <w:rPr>
+        <w:rFonts w:ascii="Wingdings" w:hAnsi="Wingdings" w:hint="default"/>
+        <w:sz w:val="20"/>
+      </w:rPr>
+    </w:lvl>
+    <w:lvl w:ilvl="6" w:tentative="1">
+      <w:start w:val="1"/>
+      <w:numFmt w:val="bullet"/>
+      <w:lvlText w:val=""/>
+      <w:lvlJc w:val="left"/>
+      <w:pPr>
+        <w:tabs>
+          <w:tab w:val="num" w:pos="5040"/>
+        </w:tabs>
+        <w:ind w:left="5040" w:hanging="360"/>
+      </w:pPr>
+      <w:rPr>
+        <w:rFonts w:ascii="Wingdings" w:hAnsi="Wingdings" w:hint="default"/>
+        <w:sz w:val="20"/>
+      </w:rPr>
+    </w:lvl>
+    <w:lvl w:ilvl="7" w:tentative="1">
+      <w:start w:val="1"/>
+      <w:numFmt w:val="bullet"/>
+      <w:lvlText w:val=""/>
+      <w:lvlJc w:val="left"/>
+      <w:pPr>
+        <w:tabs>
+          <w:tab w:val="num" w:pos="5760"/>
+        </w:tabs>
+        <w:ind w:left="5760" w:hanging="360"/>
+      </w:pPr>
+      <w:rPr>
+        <w:rFonts w:ascii="Wingdings" w:hAnsi="Wingdings" w:hint="default"/>
+        <w:sz w:val="20"/>
+      </w:rPr>
+    </w:lvl>
+    <w:lvl w:ilvl="8" w:tentative="1">
+      <w:start w:val="1"/>
+      <w:numFmt w:val="bullet"/>
+      <w:lvlText w:val=""/>
+      <w:lvlJc w:val="left"/>
+      <w:pPr>
+        <w:tabs>
+          <w:tab w:val="num" w:pos="6480"/>
+        </w:tabs>
+        <w:ind w:left="6480" w:hanging="360"/>
+      </w:pPr>
+      <w:rPr>
+        <w:rFonts w:ascii="Wingdings" w:hAnsi="Wingdings" w:hint="default"/>
+        <w:sz w:val="20"/>
+      </w:rPr>
+    </w:lvl>
+  </w:abstractNum>
+  <w:abstractNum w:abstractNumId="3" w15:restartNumberingAfterBreak="0">
+    <w:nsid w:val="3C90156A"/>
+    <w:multiLevelType w:val="multilevel"/>
+    <w:tmpl w:val="82F803F6"/>
+    <w:lvl w:ilvl="0">
+      <w:start w:val="1"/>
+      <w:numFmt w:val="bullet"/>
+      <w:lvlText w:val=""/>
+      <w:lvlJc w:val="left"/>
+      <w:pPr>
+        <w:tabs>
+          <w:tab w:val="num" w:pos="720"/>
+        </w:tabs>
+        <w:ind w:left="720" w:hanging="360"/>
+      </w:pPr>
+      <w:rPr>
+        <w:rFonts w:ascii="Symbol" w:hAnsi="Symbol" w:hint="default"/>
+        <w:sz w:val="20"/>
+      </w:rPr>
+    </w:lvl>
+    <w:lvl w:ilvl="1" w:tentative="1">
+      <w:start w:val="1"/>
+      <w:numFmt w:val="bullet"/>
+      <w:lvlText w:val="o"/>
+      <w:lvlJc w:val="left"/>
+      <w:pPr>
+        <w:tabs>
+          <w:tab w:val="num" w:pos="1440"/>
+        </w:tabs>
+        <w:ind w:left="1440" w:hanging="360"/>
+      </w:pPr>
+      <w:rPr>
+        <w:rFonts w:ascii="Courier New" w:hAnsi="Courier New" w:hint="default"/>
+        <w:sz w:val="20"/>
+      </w:rPr>
+    </w:lvl>
+    <w:lvl w:ilvl="2" w:tentative="1">
+      <w:start w:val="1"/>
+      <w:numFmt w:val="bullet"/>
+      <w:lvlText w:val=""/>
+      <w:lvlJc w:val="left"/>
+      <w:pPr>
+        <w:tabs>
+          <w:tab w:val="num" w:pos="2160"/>
+        </w:tabs>
+        <w:ind w:left="2160" w:hanging="360"/>
+      </w:pPr>
+      <w:rPr>
+        <w:rFonts w:ascii="Wingdings" w:hAnsi="Wingdings" w:hint="default"/>
+        <w:sz w:val="20"/>
+      </w:rPr>
+    </w:lvl>
+    <w:lvl w:ilvl="3" w:tentative="1">
+      <w:start w:val="1"/>
+      <w:numFmt w:val="bullet"/>
+      <w:lvlText w:val=""/>
+      <w:lvlJc w:val="left"/>
+      <w:pPr>
+        <w:tabs>
+          <w:tab w:val="num" w:pos="2880"/>
+        </w:tabs>
+        <w:ind w:left="2880" w:hanging="360"/>
+      </w:pPr>
+      <w:rPr>
+        <w:rFonts w:ascii="Wingdings" w:hAnsi="Wingdings" w:hint="default"/>
+        <w:sz w:val="20"/>
+      </w:rPr>
+    </w:lvl>
+    <w:lvl w:ilvl="4" w:tentative="1">
+      <w:start w:val="1"/>
+      <w:numFmt w:val="bullet"/>
+      <w:lvlText w:val=""/>
+      <w:lvlJc w:val="left"/>
+      <w:pPr>
+        <w:tabs>
+          <w:tab w:val="num" w:pos="3600"/>
+        </w:tabs>
+        <w:ind w:left="3600" w:hanging="360"/>
+      </w:pPr>
+      <w:rPr>
+        <w:rFonts w:ascii="Wingdings" w:hAnsi="Wingdings" w:hint="default"/>
+        <w:sz w:val="20"/>
+      </w:rPr>
+    </w:lvl>
+    <w:lvl w:ilvl="5" w:tentative="1">
+      <w:start w:val="1"/>
+      <w:numFmt w:val="bullet"/>
+      <w:lvlText w:val=""/>
+      <w:lvlJc w:val="left"/>
+      <w:pPr>
+        <w:tabs>
+          <w:tab w:val="num" w:pos="4320"/>
+        </w:tabs>
+        <w:ind w:left="4320" w:hanging="360"/>
+      </w:pPr>
+      <w:rPr>
+        <w:rFonts w:ascii="Wingdings" w:hAnsi="Wingdings" w:hint="default"/>
+        <w:sz w:val="20"/>
+      </w:rPr>
+    </w:lvl>
+    <w:lvl w:ilvl="6" w:tentative="1">
+      <w:start w:val="1"/>
+      <w:numFmt w:val="bullet"/>
+      <w:lvlText w:val=""/>
+      <w:lvlJc w:val="left"/>
+      <w:pPr>
+        <w:tabs>
+          <w:tab w:val="num" w:pos="5040"/>
+        </w:tabs>
+        <w:ind w:left="5040" w:hanging="360"/>
+      </w:pPr>
+      <w:rPr>
+        <w:rFonts w:ascii="Wingdings" w:hAnsi="Wingdings" w:hint="default"/>
+        <w:sz w:val="20"/>
+      </w:rPr>
+    </w:lvl>
+    <w:lvl w:ilvl="7" w:tentative="1">
+      <w:start w:val="1"/>
+      <w:numFmt w:val="bullet"/>
+      <w:lvlText w:val=""/>
+      <w:lvlJc w:val="left"/>
+      <w:pPr>
+        <w:tabs>
+          <w:tab w:val="num" w:pos="5760"/>
+        </w:tabs>
+        <w:ind w:left="5760" w:hanging="360"/>
+      </w:pPr>
+      <w:rPr>
+        <w:rFonts w:ascii="Wingdings" w:hAnsi="Wingdings" w:hint="default"/>
+        <w:sz w:val="20"/>
+      </w:rPr>
+    </w:lvl>
+    <w:lvl w:ilvl="8" w:tentative="1">
+      <w:start w:val="1"/>
+      <w:numFmt w:val="bullet"/>
+      <w:lvlText w:val=""/>
+      <w:lvlJc w:val="left"/>
+      <w:pPr>
+        <w:tabs>
+          <w:tab w:val="num" w:pos="6480"/>
+        </w:tabs>
+        <w:ind w:left="6480" w:hanging="360"/>
+      </w:pPr>
+      <w:rPr>
+        <w:rFonts w:ascii="Wingdings" w:hAnsi="Wingdings" w:hint="default"/>
+        <w:sz w:val="20"/>
+      </w:rPr>
+    </w:lvl>
+  </w:abstractNum>
+  <w:abstractNum w:abstractNumId="4" w15:restartNumberingAfterBreak="0">
     <w:nsid w:val="62506559"/>
     <w:multiLevelType w:val="multilevel"/>
     <w:tmpl w:val="9DF2D5A4"/>
@@ -641,7 +1072,156 @@
       </w:rPr>
     </w:lvl>
   </w:abstractNum>
-  <w:abstractNum w:abstractNumId="2" w15:restartNumberingAfterBreak="0">
+  <w:abstractNum w:abstractNumId="5" w15:restartNumberingAfterBreak="0">
+    <w:nsid w:val="6665102D"/>
+    <w:multiLevelType w:val="multilevel"/>
+    <w:tmpl w:val="A88806DC"/>
+    <w:lvl w:ilvl="0">
+      <w:start w:val="1"/>
+      <w:numFmt w:val="bullet"/>
+      <w:lvlText w:val=""/>
+      <w:lvlJc w:val="left"/>
+      <w:pPr>
+        <w:tabs>
+          <w:tab w:val="num" w:pos="720"/>
+        </w:tabs>
+        <w:ind w:left="720" w:hanging="360"/>
+      </w:pPr>
+      <w:rPr>
+        <w:rFonts w:ascii="Symbol" w:hAnsi="Symbol" w:hint="default"/>
+        <w:sz w:val="20"/>
+      </w:rPr>
+    </w:lvl>
+    <w:lvl w:ilvl="1" w:tentative="1">
+      <w:start w:val="1"/>
+      <w:numFmt w:val="bullet"/>
+      <w:lvlText w:val="o"/>
+      <w:lvlJc w:val="left"/>
+      <w:pPr>
+        <w:tabs>
+          <w:tab w:val="num" w:pos="1440"/>
+        </w:tabs>
+        <w:ind w:left="1440" w:hanging="360"/>
+      </w:pPr>
+      <w:rPr>
+        <w:rFonts w:ascii="Courier New" w:hAnsi="Courier New" w:hint="default"/>
+        <w:sz w:val="20"/>
+      </w:rPr>
+    </w:lvl>
+    <w:lvl w:ilvl="2" w:tentative="1">
+      <w:start w:val="1"/>
+      <w:numFmt w:val="bullet"/>
+      <w:lvlText w:val=""/>
+      <w:lvlJc w:val="left"/>
+      <w:pPr>
+        <w:tabs>
+          <w:tab w:val="num" w:pos="2160"/>
+        </w:tabs>
+        <w:ind w:left="2160" w:hanging="360"/>
+      </w:pPr>
+      <w:rPr>
+        <w:rFonts w:ascii="Wingdings" w:hAnsi="Wingdings" w:hint="default"/>
+        <w:sz w:val="20"/>
+      </w:rPr>
+    </w:lvl>
+    <w:lvl w:ilvl="3" w:tentative="1">
+      <w:start w:val="1"/>
+      <w:numFmt w:val="bullet"/>
+      <w:lvlText w:val=""/>
+      <w:lvlJc w:val="left"/>
+      <w:pPr>
+        <w:tabs>
+          <w:tab w:val="num" w:pos="2880"/>
+        </w:tabs>
+        <w:ind w:left="2880" w:hanging="360"/>
+      </w:pPr>
+      <w:rPr>
+        <w:rFonts w:ascii="Wingdings" w:hAnsi="Wingdings" w:hint="default"/>
+        <w:sz w:val="20"/>
+      </w:rPr>
+    </w:lvl>
+    <w:lvl w:ilvl="4" w:tentative="1">
+      <w:start w:val="1"/>
+      <w:numFmt w:val="bullet"/>
+      <w:lvlText w:val=""/>
+      <w:lvlJc w:val="left"/>
+      <w:pPr>
+        <w:tabs>
+          <w:tab w:val="num" w:pos="3600"/>
+        </w:tabs>
+        <w:ind w:left="3600" w:hanging="360"/>
+      </w:pPr>
+      <w:rPr>
+        <w:rFonts w:ascii="Wingdings" w:hAnsi="Wingdings" w:hint="default"/>
+        <w:sz w:val="20"/>
+      </w:rPr>
+    </w:lvl>
+    <w:lvl w:ilvl="5" w:tentative="1">
+      <w:start w:val="1"/>
+      <w:numFmt w:val="bullet"/>
+      <w:lvlText w:val=""/>
+      <w:lvlJc w:val="left"/>
+      <w:pPr>
+        <w:tabs>
+          <w:tab w:val="num" w:pos="4320"/>
+        </w:tabs>
+        <w:ind w:left="4320" w:hanging="360"/>
+      </w:pPr>
+      <w:rPr>
+        <w:rFonts w:ascii="Wingdings" w:hAnsi="Wingdings" w:hint="default"/>
+        <w:sz w:val="20"/>
+      </w:rPr>
+    </w:lvl>
+    <w:lvl w:ilvl="6" w:tentative="1">
+      <w:start w:val="1"/>
+      <w:numFmt w:val="bullet"/>
+      <w:lvlText w:val=""/>
+      <w:lvlJc w:val="left"/>
+      <w:pPr>
+        <w:tabs>
+          <w:tab w:val="num" w:pos="5040"/>
+        </w:tabs>
+        <w:ind w:left="5040" w:hanging="360"/>
+      </w:pPr>
+      <w:rPr>
+        <w:rFonts w:ascii="Wingdings" w:hAnsi="Wingdings" w:hint="default"/>
+        <w:sz w:val="20"/>
+      </w:rPr>
+    </w:lvl>
+    <w:lvl w:ilvl="7" w:tentative="1">
+      <w:start w:val="1"/>
+      <w:numFmt w:val="bullet"/>
+      <w:lvlText w:val=""/>
+      <w:lvlJc w:val="left"/>
+      <w:pPr>
+        <w:tabs>
+          <w:tab w:val="num" w:pos="5760"/>
+        </w:tabs>
+        <w:ind w:left="5760" w:hanging="360"/>
+      </w:pPr>
+      <w:rPr>
+        <w:rFonts w:ascii="Wingdings" w:hAnsi="Wingdings" w:hint="default"/>
+        <w:sz w:val="20"/>
+      </w:rPr>
+    </w:lvl>
+    <w:lvl w:ilvl="8" w:tentative="1">
+      <w:start w:val="1"/>
+      <w:numFmt w:val="bullet"/>
+      <w:lvlText w:val=""/>
+      <w:lvlJc w:val="left"/>
+      <w:pPr>
+        <w:tabs>
+          <w:tab w:val="num" w:pos="6480"/>
+        </w:tabs>
+        <w:ind w:left="6480" w:hanging="360"/>
+      </w:pPr>
+      <w:rPr>
+        <w:rFonts w:ascii="Wingdings" w:hAnsi="Wingdings" w:hint="default"/>
+        <w:sz w:val="20"/>
+      </w:rPr>
+    </w:lvl>
+  </w:abstractNum>
+  <w:abstractNum w:abstractNumId="6" w15:restartNumberingAfterBreak="0">
     <w:nsid w:val="7F86114F"/>
     <w:multiLevelType w:val="multilevel"/>
     <w:tmpl w:val="843C70E6"/>
@@ -791,13 +1371,25 @@
     </w:lvl>
   </w:abstractNum>
   <w:num w:numId="1" w16cid:durableId="1173758788">
-    <w:abstractNumId w:val="1"/>
+    <w:abstractNumId w:val="4"/>
   </w:num>
   <w:num w:numId="2" w16cid:durableId="1972395470">
     <w:abstractNumId w:val="0"/>
   </w:num>
   <w:num w:numId="3" w16cid:durableId="1628075403">
+    <w:abstractNumId w:val="6"/>
+  </w:num>
+  <w:num w:numId="4" w16cid:durableId="828904377">
+    <w:abstractNumId w:val="3"/>
+  </w:num>
+  <w:num w:numId="5" w16cid:durableId="1232234437">
+    <w:abstractNumId w:val="5"/>
+  </w:num>
+  <w:num w:numId="6" w16cid:durableId="1821118121">
     <w:abstractNumId w:val="2"/>
+  </w:num>
+  <w:num w:numId="7" w16cid:durableId="820000639">
+    <w:abstractNumId w:val="1"/>
   </w:num>
 </w:numbering>
 </file>

--- a/Sprint3/DadosJuca/estudo de paletas de cores.docx
+++ b/Sprint3/DadosJuca/estudo de paletas de cores.docx
@@ -1,6 +1,6 @@
 
 <file path=word/document.xml><?xml version="1.0" encoding="utf-8"?>
-<w:document xmlns:wpc="http://schemas.microsoft.com/office/word/2010/wordprocessingCanvas" xmlns:cx="http://schemas.microsoft.com/office/drawing/2014/chartex" xmlns:cx1="http://schemas.microsoft.com/office/drawing/2015/9/8/chartex" xmlns:cx2="http://schemas.microsoft.com/office/drawing/2015/10/21/chartex" xmlns:cx3="http://schemas.microsoft.com/office/drawing/2016/5/9/chartex" xmlns:cx4="http://schemas.microsoft.com/office/drawing/2016/5/10/chartex" xmlns:cx5="http://schemas.microsoft.com/office/drawing/2016/5/11/chartex" xmlns:cx6="http://schemas.microsoft.com/office/drawing/2016/5/12/chartex" xmlns:cx7="http://schemas.microsoft.com/office/drawing/2016/5/13/chartex" xmlns:cx8="http://schemas.microsoft.com/office/drawing/2016/5/14/chartex" xmlns:mc="http://schemas.openxmlformats.org/markup-compatibility/2006" xmlns:aink="http://schemas.microsoft.com/office/drawing/2016/ink" xmlns:am3d="http://schemas.microsoft.com/office/drawing/2017/model3d" xmlns:o="urn:schemas-microsoft-com:office:office" xmlns:oel="http://schemas.microsoft.com/office/2019/extlst" xmlns:r="http://schemas.openxmlformats.org/officeDocument/2006/relationships" xmlns:m="http://schemas.openxmlformats.org/officeDocument/2006/math" xmlns:v="urn:schemas-microsoft-com:vml" xmlns:wp14="http://schemas.microsoft.com/office/word/2010/wordprocessingDrawing" xmlns:wp="http://schemas.openxmlformats.org/drawingml/2006/wordprocessingDrawing" xmlns:w10="urn:schemas-microsoft-com:office:word" xmlns:w="http://schemas.openxmlformats.org/wordprocessingml/2006/main" xmlns:w14="http://schemas.microsoft.com/office/word/2010/wordml" xmlns:w15="http://schemas.microsoft.com/office/word/2012/wordml" xmlns:w16cex="http://schemas.microsoft.com/office/word/2018/wordml/cex" xmlns:w16cid="http://schemas.microsoft.com/office/word/2016/wordml/cid" xmlns:w16="http://schemas.microsoft.com/office/word/2018/wordml" xmlns:w16du="http://schemas.microsoft.com/office/word/2023/wordml/word16du" xmlns:w16sdtdh="http://schemas.microsoft.com/office/word/2020/wordml/sdtdatahash" xmlns:w16sdtfl="http://schemas.microsoft.com/office/word/2024/wordml/sdtformatlock" xmlns:w16se="http://schemas.microsoft.com/office/word/2015/wordml/symex" xmlns:wpg="http://schemas.microsoft.com/office/word/2010/wordprocessingGroup" xmlns:wpi="http://schemas.microsoft.com/office/word/2010/wordprocessingInk" xmlns:wne="http://schemas.microsoft.com/office/word/2006/wordml" xmlns:wps="http://schemas.microsoft.com/office/word/2010/wordprocessingShape" mc:Ignorable="w14 w15 w16se w16cid w16 w16cex w16sdtdh w16sdtfl w16du wp14">
+<w:document xmlns:wpc="http://schemas.microsoft.com/office/word/2010/wordprocessingCanvas" xmlns:cx="http://schemas.microsoft.com/office/drawing/2014/chartex" xmlns:cx1="http://schemas.microsoft.com/office/drawing/2015/9/8/chartex" xmlns:cx2="http://schemas.microsoft.com/office/drawing/2015/10/21/chartex" xmlns:cx3="http://schemas.microsoft.com/office/drawing/2016/5/9/chartex" xmlns:cx4="http://schemas.microsoft.com/office/drawing/2016/5/10/chartex" xmlns:cx5="http://schemas.microsoft.com/office/drawing/2016/5/11/chartex" xmlns:cx6="http://schemas.microsoft.com/office/drawing/2016/5/12/chartex" xmlns:cx7="http://schemas.microsoft.com/office/drawing/2016/5/13/chartex" xmlns:cx8="http://schemas.microsoft.com/office/drawing/2016/5/14/chartex" xmlns:mc="http://schemas.openxmlformats.org/markup-compatibility/2006" xmlns:aink="http://schemas.microsoft.com/office/drawing/2016/ink" xmlns:am3d="http://schemas.microsoft.com/office/drawing/2017/model3d" xmlns:o="urn:schemas-microsoft-com:office:office" xmlns:oel="http://schemas.microsoft.com/office/2019/extlst" xmlns:r="http://schemas.openxmlformats.org/officeDocument/2006/relationships" xmlns:m="http://schemas.openxmlformats.org/officeDocument/2006/math" xmlns:v="urn:schemas-microsoft-com:vml" xmlns:wp14="http://schemas.microsoft.com/office/word/2010/wordprocessingDrawing" xmlns:wp="http://schemas.openxmlformats.org/drawingml/2006/wordprocessingDrawing" xmlns:w10="urn:schemas-microsoft-com:office:word" xmlns:w="http://schemas.openxmlformats.org/wordprocessingml/2006/main" xmlns:w14="http://schemas.microsoft.com/office/word/2010/wordml" xmlns:w15="http://schemas.microsoft.com/office/word/2012/wordml" xmlns:w16cex="http://schemas.microsoft.com/office/word/2018/wordml/cex" xmlns:w16cid="http://schemas.microsoft.com/office/word/2016/wordml/cid" xmlns:w16="http://schemas.microsoft.com/office/word/2018/wordml" xmlns:w16sdtdh="http://schemas.microsoft.com/office/word/2020/wordml/sdtdatahash" xmlns:w16se="http://schemas.microsoft.com/office/word/2015/wordml/symex" xmlns:wpg="http://schemas.microsoft.com/office/word/2010/wordprocessingGroup" xmlns:wpi="http://schemas.microsoft.com/office/word/2010/wordprocessingInk" xmlns:wne="http://schemas.microsoft.com/office/word/2006/wordml" xmlns:wps="http://schemas.microsoft.com/office/word/2010/wordprocessingShape" mc:Ignorable="w14 w15 w16se w16cid w16 w16cex w16sdtdh wp14">
   <w:body>
     <w:p>
       <w:pPr>
@@ -55,12 +55,162 @@
           <w:szCs w:val="28"/>
         </w:rPr>
       </w:pPr>
-      <w:r>
-        <w:rPr>
-          <w:sz w:val="28"/>
-          <w:szCs w:val="28"/>
-        </w:rPr>
-        <w:t>Fundo e Estrutura (Preto e Grafite): Imagine a textura de um carro esportivo de fibra de carbono ou a tela de um celular desligado. É um preto profundo que não brilha, servindo para que nada te distraia dos números.</w:t>
+    </w:p>
+    <w:p>
+      <w:pPr>
+        <w:ind w:left="360"/>
+        <w:rPr>
+          <w:sz w:val="28"/>
+          <w:szCs w:val="28"/>
+        </w:rPr>
+      </w:pPr>
+      <w:r>
+        <w:rPr>
+          <w:sz w:val="28"/>
+          <w:szCs w:val="28"/>
+        </w:rPr>
+        <w:t>Fundo e Estrutura (Preto e Grafite</w:t>
+      </w:r>
+      <w:r>
+        <w:rPr>
+          <w:sz w:val="28"/>
+          <w:szCs w:val="28"/>
+        </w:rPr>
+        <w:t>)</w:t>
+      </w:r>
+      <w:r>
+        <w:t xml:space="preserve"> </w:t>
+      </w:r>
+      <w:r>
+        <w:rPr>
+          <w:sz w:val="28"/>
+          <w:szCs w:val="28"/>
+        </w:rPr>
+        <w:t>É um preto profundo que não brilha, servindo para que nada te distraia dos números.</w:t>
+      </w:r>
+      <w:r>
+        <w:rPr>
+          <w:noProof/>
+        </w:rPr>
+        <w:t xml:space="preserve"> </w:t>
+      </w:r>
+      <w:r>
+        <w:rPr>
+          <w:noProof/>
+        </w:rPr>
+        <w:t xml:space="preserve">       </w:t>
+      </w:r>
+      <w:r>
+        <w:rPr>
+          <w:noProof/>
+        </w:rPr>
+        <w:drawing>
+          <wp:inline distT="0" distB="0" distL="0" distR="0" wp14:anchorId="7C01EF07" wp14:editId="067CEFBF">
+            <wp:extent cx="1781175" cy="1781175"/>
+            <wp:effectExtent l="0" t="0" r="9525" b="9525"/>
+            <wp:docPr id="2" name="Imagem 2" descr="Cor preta Imagens – Download Grátis no Freepik"/>
+            <wp:cNvGraphicFramePr>
+              <a:graphicFrameLocks xmlns:a="http://schemas.openxmlformats.org/drawingml/2006/main" noChangeAspect="1"/>
+            </wp:cNvGraphicFramePr>
+            <a:graphic xmlns:a="http://schemas.openxmlformats.org/drawingml/2006/main">
+              <a:graphicData uri="http://schemas.openxmlformats.org/drawingml/2006/picture">
+                <pic:pic xmlns:pic="http://schemas.openxmlformats.org/drawingml/2006/picture">
+                  <pic:nvPicPr>
+                    <pic:cNvPr id="0" name="Picture 3" descr="Cor preta Imagens – Download Grátis no Freepik"/>
+                    <pic:cNvPicPr>
+                      <a:picLocks noChangeAspect="1" noChangeArrowheads="1"/>
+                    </pic:cNvPicPr>
+                  </pic:nvPicPr>
+                  <pic:blipFill>
+                    <a:blip r:embed="rId5" cstate="print">
+                      <a:extLst>
+                        <a:ext uri="{28A0092B-C50C-407E-A947-70E740481C1C}">
+                          <a14:useLocalDpi xmlns:a14="http://schemas.microsoft.com/office/drawing/2010/main" val="0"/>
+                        </a:ext>
+                      </a:extLst>
+                    </a:blip>
+                    <a:srcRect/>
+                    <a:stretch>
+                      <a:fillRect/>
+                    </a:stretch>
+                  </pic:blipFill>
+                  <pic:spPr bwMode="auto">
+                    <a:xfrm flipV="1">
+                      <a:off x="0" y="0"/>
+                      <a:ext cx="1781175" cy="1781175"/>
+                    </a:xfrm>
+                    <a:prstGeom prst="rect">
+                      <a:avLst/>
+                    </a:prstGeom>
+                    <a:noFill/>
+                    <a:ln>
+                      <a:noFill/>
+                    </a:ln>
+                  </pic:spPr>
+                </pic:pic>
+              </a:graphicData>
+            </a:graphic>
+          </wp:inline>
+        </w:drawing>
+      </w:r>
+      <w:r>
+        <w:rPr>
+          <w:noProof/>
+        </w:rPr>
+        <w:t xml:space="preserve">                        </w:t>
+      </w:r>
+      <w:r>
+        <w:rPr>
+          <w:noProof/>
+        </w:rPr>
+        <w:drawing>
+          <wp:inline distT="0" distB="0" distL="0" distR="0" wp14:anchorId="7A884EAA" wp14:editId="00598CD8">
+            <wp:extent cx="1771650" cy="1771650"/>
+            <wp:effectExtent l="0" t="0" r="0" b="0"/>
+            <wp:docPr id="3" name="Imagem 3" descr="Papel De Parede Para Sala De Estar Ou Quarto Cor Cinza Grafite Liso  Texturizado | Leroy Merlin"/>
+            <wp:cNvGraphicFramePr>
+              <a:graphicFrameLocks xmlns:a="http://schemas.openxmlformats.org/drawingml/2006/main" noChangeAspect="1"/>
+            </wp:cNvGraphicFramePr>
+            <a:graphic xmlns:a="http://schemas.openxmlformats.org/drawingml/2006/main">
+              <a:graphicData uri="http://schemas.openxmlformats.org/drawingml/2006/picture">
+                <pic:pic xmlns:pic="http://schemas.openxmlformats.org/drawingml/2006/picture">
+                  <pic:nvPicPr>
+                    <pic:cNvPr id="0" name="Picture 5" descr="Papel De Parede Para Sala De Estar Ou Quarto Cor Cinza Grafite Liso  Texturizado | Leroy Merlin"/>
+                    <pic:cNvPicPr>
+                      <a:picLocks noChangeAspect="1" noChangeArrowheads="1"/>
+                    </pic:cNvPicPr>
+                  </pic:nvPicPr>
+                  <pic:blipFill>
+                    <a:blip r:embed="rId6" cstate="print">
+                      <a:extLst>
+                        <a:ext uri="{28A0092B-C50C-407E-A947-70E740481C1C}">
+                          <a14:useLocalDpi xmlns:a14="http://schemas.microsoft.com/office/drawing/2010/main" val="0"/>
+                        </a:ext>
+                      </a:extLst>
+                    </a:blip>
+                    <a:srcRect/>
+                    <a:stretch>
+                      <a:fillRect/>
+                    </a:stretch>
+                  </pic:blipFill>
+                  <pic:spPr bwMode="auto">
+                    <a:xfrm flipV="1">
+                      <a:off x="0" y="0"/>
+                      <a:ext cx="1771650" cy="1771650"/>
+                    </a:xfrm>
+                    <a:prstGeom prst="rect">
+                      <a:avLst/>
+                    </a:prstGeom>
+                    <a:noFill/>
+                    <a:ln>
+                      <a:noFill/>
+                    </a:ln>
+                  </pic:spPr>
+                </pic:pic>
+              </a:graphicData>
+            </a:graphic>
+          </wp:inline>
+        </w:drawing>
       </w:r>
     </w:p>
     <w:p>
@@ -76,7 +226,98 @@
           <w:sz w:val="28"/>
           <w:szCs w:val="28"/>
         </w:rPr>
-        <w:t>Dados e Números (Branco e Cinza Gelo): Como o texto em um papel de alta gramatura ou os ponteiros de um relógio de luxo. É uma cor limpa e nítida que transmite que o dinheiro e o tempo são assuntos sérios.</w:t>
+        <w:t>Dados e Números (Branco e Cinza Gelo):</w:t>
+      </w:r>
+    </w:p>
+    <w:p>
+      <w:pPr>
+        <w:ind w:left="720"/>
+        <w:rPr>
+          <w:sz w:val="28"/>
+          <w:szCs w:val="28"/>
+        </w:rPr>
+      </w:pPr>
+      <w:r>
+        <w:rPr>
+          <w:sz w:val="28"/>
+          <w:szCs w:val="28"/>
+        </w:rPr>
+        <w:t xml:space="preserve"> </w:t>
+      </w:r>
+      <w:r>
+        <w:rPr>
+          <w:noProof/>
+        </w:rPr>
+        <w:drawing>
+          <wp:inline distT="0" distB="0" distL="0" distR="0" wp14:anchorId="030F9B79" wp14:editId="43D94ACA">
+            <wp:extent cx="3076146" cy="1542415"/>
+            <wp:effectExtent l="0" t="0" r="0" b="635"/>
+            <wp:docPr id="12" name="Imagem 12" descr="Página 6 | Couro cinza opaco Imagens – Download Grátis no Freepik"/>
+            <wp:cNvGraphicFramePr>
+              <a:graphicFrameLocks xmlns:a="http://schemas.openxmlformats.org/drawingml/2006/main" noChangeAspect="1"/>
+            </wp:cNvGraphicFramePr>
+            <a:graphic xmlns:a="http://schemas.openxmlformats.org/drawingml/2006/main">
+              <a:graphicData uri="http://schemas.openxmlformats.org/drawingml/2006/picture">
+                <pic:pic xmlns:pic="http://schemas.openxmlformats.org/drawingml/2006/picture">
+                  <pic:nvPicPr>
+                    <pic:cNvPr id="0" name="Picture 23" descr="Página 6 | Couro cinza opaco Imagens – Download Grátis no Freepik"/>
+                    <pic:cNvPicPr>
+                      <a:picLocks noChangeAspect="1" noChangeArrowheads="1"/>
+                    </pic:cNvPicPr>
+                  </pic:nvPicPr>
+                  <pic:blipFill>
+                    <a:blip r:embed="rId7" cstate="print">
+                      <a:extLst>
+                        <a:ext uri="{28A0092B-C50C-407E-A947-70E740481C1C}">
+                          <a14:useLocalDpi xmlns:a14="http://schemas.microsoft.com/office/drawing/2010/main" val="0"/>
+                        </a:ext>
+                      </a:extLst>
+                    </a:blip>
+                    <a:srcRect/>
+                    <a:stretch>
+                      <a:fillRect/>
+                    </a:stretch>
+                  </pic:blipFill>
+                  <pic:spPr bwMode="auto">
+                    <a:xfrm>
+                      <a:off x="0" y="0"/>
+                      <a:ext cx="3076726" cy="1542706"/>
+                    </a:xfrm>
+                    <a:prstGeom prst="rect">
+                      <a:avLst/>
+                    </a:prstGeom>
+                    <a:noFill/>
+                    <a:ln>
+                      <a:noFill/>
+                    </a:ln>
+                  </pic:spPr>
+                </pic:pic>
+              </a:graphicData>
+            </a:graphic>
+          </wp:inline>
+        </w:drawing>
+      </w:r>
+      <w:r>
+        <w:rPr>
+          <w:noProof/>
+        </w:rPr>
+        <w:t xml:space="preserve">          </w:t>
+      </w:r>
+    </w:p>
+    <w:p>
+      <w:pPr>
+        <w:ind w:left="720"/>
+        <w:rPr>
+          <w:sz w:val="28"/>
+          <w:szCs w:val="28"/>
+        </w:rPr>
+      </w:pPr>
+      <w:r>
+        <w:rPr>
+          <w:sz w:val="28"/>
+          <w:szCs w:val="28"/>
+        </w:rPr>
+        <w:t>É uma cor limpa e nítida que transmite que o dinheiro e o tempo são assuntos sérios.</w:t>
       </w:r>
     </w:p>
     <w:p>
@@ -92,7 +333,86 @@
           <w:sz w:val="28"/>
           <w:szCs w:val="28"/>
         </w:rPr>
-        <w:t>Linhas e Divisores (Cinza Platina): Pense em fios de seda prateados ou no acabamento de um notebook de alumínio. São linhas quase invisíveis, apenas para separar uma conta bancária de uma tarefa, sem poluir a visão.</w:t>
+        <w:t xml:space="preserve">Linhas e Divisores (Cinza Platina): </w:t>
+      </w:r>
+    </w:p>
+    <w:p>
+      <w:pPr>
+        <w:ind w:left="360"/>
+        <w:rPr>
+          <w:sz w:val="28"/>
+          <w:szCs w:val="28"/>
+        </w:rPr>
+      </w:pPr>
+      <w:r>
+        <w:rPr>
+          <w:noProof/>
+        </w:rPr>
+        <w:drawing>
+          <wp:inline distT="0" distB="0" distL="0" distR="0" wp14:anchorId="13481241" wp14:editId="7A649949">
+            <wp:extent cx="2695575" cy="1516419"/>
+            <wp:effectExtent l="0" t="0" r="0" b="7620"/>
+            <wp:docPr id="5" name="Imagem 5" descr="Cor Platina: Código Hex, Paletas e Significado | Figma"/>
+            <wp:cNvGraphicFramePr>
+              <a:graphicFrameLocks xmlns:a="http://schemas.openxmlformats.org/drawingml/2006/main" noChangeAspect="1"/>
+            </wp:cNvGraphicFramePr>
+            <a:graphic xmlns:a="http://schemas.openxmlformats.org/drawingml/2006/main">
+              <a:graphicData uri="http://schemas.openxmlformats.org/drawingml/2006/picture">
+                <pic:pic xmlns:pic="http://schemas.openxmlformats.org/drawingml/2006/picture">
+                  <pic:nvPicPr>
+                    <pic:cNvPr id="0" name="Picture 9" descr="Cor Platina: Código Hex, Paletas e Significado | Figma"/>
+                    <pic:cNvPicPr>
+                      <a:picLocks noChangeAspect="1" noChangeArrowheads="1"/>
+                    </pic:cNvPicPr>
+                  </pic:nvPicPr>
+                  <pic:blipFill>
+                    <a:blip r:embed="rId8" cstate="print">
+                      <a:extLst>
+                        <a:ext uri="{28A0092B-C50C-407E-A947-70E740481C1C}">
+                          <a14:useLocalDpi xmlns:a14="http://schemas.microsoft.com/office/drawing/2010/main" val="0"/>
+                        </a:ext>
+                      </a:extLst>
+                    </a:blip>
+                    <a:srcRect/>
+                    <a:stretch>
+                      <a:fillRect/>
+                    </a:stretch>
+                  </pic:blipFill>
+                  <pic:spPr bwMode="auto">
+                    <a:xfrm>
+                      <a:off x="0" y="0"/>
+                      <a:ext cx="2728867" cy="1535147"/>
+                    </a:xfrm>
+                    <a:prstGeom prst="rect">
+                      <a:avLst/>
+                    </a:prstGeom>
+                    <a:noFill/>
+                    <a:ln>
+                      <a:noFill/>
+                    </a:ln>
+                  </pic:spPr>
+                </pic:pic>
+              </a:graphicData>
+            </a:graphic>
+          </wp:inline>
+        </w:drawing>
+      </w:r>
+    </w:p>
+    <w:p>
+      <w:pPr>
+        <w:ind w:left="360"/>
+        <w:rPr>
+          <w:sz w:val="28"/>
+          <w:szCs w:val="28"/>
+        </w:rPr>
+      </w:pPr>
+      <w:r>
+        <w:rPr>
+          <w:sz w:val="28"/>
+          <w:szCs w:val="28"/>
+        </w:rPr>
+        <w:lastRenderedPageBreak/>
+        <w:t>fios de seda prateados ou no acabamento de um notebook de alumínio. São linhas quase invisíveis, apenas para separar uma conta bancária de uma tarefa, sem poluir a visão.</w:t>
       </w:r>
     </w:p>
     <w:p>
@@ -122,7 +442,21 @@
           <w:sz w:val="28"/>
           <w:szCs w:val="28"/>
         </w:rPr>
-        <w:t>Aqui é onde o "jogo" aparece dentro da ferramenta de trabalho.</w:t>
+        <w:t xml:space="preserve">Aqui é onde o </w:t>
+      </w:r>
+      <w:r>
+        <w:rPr>
+          <w:sz w:val="28"/>
+          <w:szCs w:val="28"/>
+        </w:rPr>
+        <w:t>jogo</w:t>
+      </w:r>
+      <w:r>
+        <w:rPr>
+          <w:sz w:val="28"/>
+          <w:szCs w:val="28"/>
+        </w:rPr>
+        <w:t xml:space="preserve"> aparece dentro da ferramenta de trabalho.</w:t>
       </w:r>
     </w:p>
     <w:p>
@@ -138,7 +472,7 @@
           <w:sz w:val="28"/>
           <w:szCs w:val="28"/>
         </w:rPr>
-        <w:t>Setor Financeiro (Verde Esmeralda): Imagine a cor de uma floresta tropical vista de cima sob sol forte ou o brilho de um visor de visão noturna. É um verde que transmite crescimento e "conta cheia".</w:t>
+        <w:t>Setor Financeiro (Verde Esmeralda):</w:t>
       </w:r>
     </w:p>
     <w:p>
@@ -151,10 +485,56 @@
       </w:pPr>
       <w:r>
         <w:rPr>
-          <w:sz w:val="28"/>
-          <w:szCs w:val="28"/>
-        </w:rPr>
-        <w:t>Sucesso Financeiro (Ouro Neon): Pense em ouro derretido ou no reflexo do sol em uma moeda nova. Não é um amarelo comum, é um brilho que indica riqueza e conquista de elite.</w:t>
+          <w:noProof/>
+        </w:rPr>
+        <w:drawing>
+          <wp:inline distT="0" distB="0" distL="0" distR="0" wp14:anchorId="7E865A13" wp14:editId="6A21E4B6">
+            <wp:extent cx="3932062" cy="2212017"/>
+            <wp:effectExtent l="0" t="0" r="0" b="0"/>
+            <wp:docPr id="6" name="Imagem 6" descr="Cor Esmeralda: Código Hex, Paletas e Significado | Figma"/>
+            <wp:cNvGraphicFramePr>
+              <a:graphicFrameLocks xmlns:a="http://schemas.openxmlformats.org/drawingml/2006/main" noChangeAspect="1"/>
+            </wp:cNvGraphicFramePr>
+            <a:graphic xmlns:a="http://schemas.openxmlformats.org/drawingml/2006/main">
+              <a:graphicData uri="http://schemas.openxmlformats.org/drawingml/2006/picture">
+                <pic:pic xmlns:pic="http://schemas.openxmlformats.org/drawingml/2006/picture">
+                  <pic:nvPicPr>
+                    <pic:cNvPr id="0" name="Picture 11" descr="Cor Esmeralda: Código Hex, Paletas e Significado | Figma"/>
+                    <pic:cNvPicPr>
+                      <a:picLocks noChangeAspect="1" noChangeArrowheads="1"/>
+                    </pic:cNvPicPr>
+                  </pic:nvPicPr>
+                  <pic:blipFill>
+                    <a:blip r:embed="rId9">
+                      <a:extLst>
+                        <a:ext uri="{28A0092B-C50C-407E-A947-70E740481C1C}">
+                          <a14:useLocalDpi xmlns:a14="http://schemas.microsoft.com/office/drawing/2010/main" val="0"/>
+                        </a:ext>
+                      </a:extLst>
+                    </a:blip>
+                    <a:srcRect/>
+                    <a:stretch>
+                      <a:fillRect/>
+                    </a:stretch>
+                  </pic:blipFill>
+                  <pic:spPr bwMode="auto">
+                    <a:xfrm>
+                      <a:off x="0" y="0"/>
+                      <a:ext cx="3964313" cy="2230160"/>
+                    </a:xfrm>
+                    <a:prstGeom prst="rect">
+                      <a:avLst/>
+                    </a:prstGeom>
+                    <a:noFill/>
+                    <a:ln>
+                      <a:noFill/>
+                    </a:ln>
+                  </pic:spPr>
+                </pic:pic>
+              </a:graphicData>
+            </a:graphic>
+          </wp:inline>
+        </w:drawing>
       </w:r>
     </w:p>
     <w:p>
@@ -165,6 +545,116 @@
           <w:szCs w:val="28"/>
         </w:rPr>
       </w:pPr>
+      <w:r>
+        <w:rPr>
+          <w:sz w:val="28"/>
+          <w:szCs w:val="28"/>
+        </w:rPr>
+        <w:t xml:space="preserve"> É um verde que transmite crescimento e "conta cheia".</w:t>
+      </w:r>
+    </w:p>
+    <w:p>
+      <w:pPr>
+        <w:ind w:left="720"/>
+        <w:rPr>
+          <w:sz w:val="28"/>
+          <w:szCs w:val="28"/>
+        </w:rPr>
+      </w:pPr>
+      <w:r>
+        <w:rPr>
+          <w:sz w:val="28"/>
+          <w:szCs w:val="28"/>
+        </w:rPr>
+        <w:t>Sucesso Financeiro (Ouro Neon)</w:t>
+      </w:r>
+    </w:p>
+    <w:p>
+      <w:pPr>
+        <w:ind w:left="720"/>
+        <w:rPr>
+          <w:sz w:val="28"/>
+          <w:szCs w:val="28"/>
+        </w:rPr>
+      </w:pPr>
+      <w:r>
+        <w:rPr>
+          <w:noProof/>
+        </w:rPr>
+        <w:drawing>
+          <wp:inline distT="0" distB="0" distL="0" distR="0" wp14:anchorId="6F6FCCA2" wp14:editId="6445C961">
+            <wp:extent cx="3667125" cy="2291953"/>
+            <wp:effectExtent l="0" t="0" r="0" b="0"/>
+            <wp:docPr id="7" name="Imagem 7" descr="Cor Ouro Vetores, Ícones e Planos de Fundo para Baixar Grátis"/>
+            <wp:cNvGraphicFramePr>
+              <a:graphicFrameLocks xmlns:a="http://schemas.openxmlformats.org/drawingml/2006/main" noChangeAspect="1"/>
+            </wp:cNvGraphicFramePr>
+            <a:graphic xmlns:a="http://schemas.openxmlformats.org/drawingml/2006/main">
+              <a:graphicData uri="http://schemas.openxmlformats.org/drawingml/2006/picture">
+                <pic:pic xmlns:pic="http://schemas.openxmlformats.org/drawingml/2006/picture">
+                  <pic:nvPicPr>
+                    <pic:cNvPr id="0" name="Picture 13" descr="Cor Ouro Vetores, Ícones e Planos de Fundo para Baixar Grátis"/>
+                    <pic:cNvPicPr>
+                      <a:picLocks noChangeAspect="1" noChangeArrowheads="1"/>
+                    </pic:cNvPicPr>
+                  </pic:nvPicPr>
+                  <pic:blipFill>
+                    <a:blip r:embed="rId10">
+                      <a:extLst>
+                        <a:ext uri="{28A0092B-C50C-407E-A947-70E740481C1C}">
+                          <a14:useLocalDpi xmlns:a14="http://schemas.microsoft.com/office/drawing/2010/main" val="0"/>
+                        </a:ext>
+                      </a:extLst>
+                    </a:blip>
+                    <a:srcRect/>
+                    <a:stretch>
+                      <a:fillRect/>
+                    </a:stretch>
+                  </pic:blipFill>
+                  <pic:spPr bwMode="auto">
+                    <a:xfrm>
+                      <a:off x="0" y="0"/>
+                      <a:ext cx="3681594" cy="2300996"/>
+                    </a:xfrm>
+                    <a:prstGeom prst="rect">
+                      <a:avLst/>
+                    </a:prstGeom>
+                    <a:noFill/>
+                    <a:ln>
+                      <a:noFill/>
+                    </a:ln>
+                  </pic:spPr>
+                </pic:pic>
+              </a:graphicData>
+            </a:graphic>
+          </wp:inline>
+        </w:drawing>
+      </w:r>
+    </w:p>
+    <w:p>
+      <w:pPr>
+        <w:ind w:left="720"/>
+        <w:rPr>
+          <w:sz w:val="28"/>
+          <w:szCs w:val="28"/>
+        </w:rPr>
+      </w:pPr>
+      <w:r>
+        <w:rPr>
+          <w:sz w:val="28"/>
+          <w:szCs w:val="28"/>
+        </w:rPr>
+        <w:t xml:space="preserve"> Não é um amarelo comum, é um brilho que indica riqueza e conquista de elite.</w:t>
+      </w:r>
+    </w:p>
+    <w:p>
+      <w:pPr>
+        <w:ind w:left="720"/>
+        <w:rPr>
+          <w:sz w:val="28"/>
+          <w:szCs w:val="28"/>
+        </w:rPr>
+      </w:pPr>
       <w:proofErr w:type="spellStart"/>
       <w:r>
         <w:rPr>
@@ -179,7 +669,85 @@
           <w:sz w:val="28"/>
           <w:szCs w:val="28"/>
         </w:rPr>
-        <w:t>/Água (Azul Turquesa): Imagine a cor do mar do Caribe ou de um cristal de gelo iluminado por trás. É uma cor que dá sede e vontade de beber água, transmitindo frescor e recarga de bateria.</w:t>
+        <w:t>/Água (Azul Turquesa):</w:t>
+      </w:r>
+    </w:p>
+    <w:p>
+      <w:pPr>
+        <w:ind w:left="720"/>
+        <w:rPr>
+          <w:sz w:val="28"/>
+          <w:szCs w:val="28"/>
+        </w:rPr>
+      </w:pPr>
+      <w:r>
+        <w:rPr>
+          <w:noProof/>
+        </w:rPr>
+        <w:lastRenderedPageBreak/>
+        <w:drawing>
+          <wp:inline distT="0" distB="0" distL="0" distR="0" wp14:anchorId="4F05CA8F" wp14:editId="11BF7E7F">
+            <wp:extent cx="2713563" cy="1526539"/>
+            <wp:effectExtent l="0" t="0" r="0" b="0"/>
+            <wp:docPr id="8" name="Imagem 8" descr="Cor Azul Turquesa: Código Hex, Paletas e Significado | Figma"/>
+            <wp:cNvGraphicFramePr>
+              <a:graphicFrameLocks xmlns:a="http://schemas.openxmlformats.org/drawingml/2006/main" noChangeAspect="1"/>
+            </wp:cNvGraphicFramePr>
+            <a:graphic xmlns:a="http://schemas.openxmlformats.org/drawingml/2006/main">
+              <a:graphicData uri="http://schemas.openxmlformats.org/drawingml/2006/picture">
+                <pic:pic xmlns:pic="http://schemas.openxmlformats.org/drawingml/2006/picture">
+                  <pic:nvPicPr>
+                    <pic:cNvPr id="0" name="Picture 15" descr="Cor Azul Turquesa: Código Hex, Paletas e Significado | Figma"/>
+                    <pic:cNvPicPr>
+                      <a:picLocks noChangeAspect="1" noChangeArrowheads="1"/>
+                    </pic:cNvPicPr>
+                  </pic:nvPicPr>
+                  <pic:blipFill>
+                    <a:blip r:embed="rId11" cstate="print">
+                      <a:extLst>
+                        <a:ext uri="{28A0092B-C50C-407E-A947-70E740481C1C}">
+                          <a14:useLocalDpi xmlns:a14="http://schemas.microsoft.com/office/drawing/2010/main" val="0"/>
+                        </a:ext>
+                      </a:extLst>
+                    </a:blip>
+                    <a:srcRect/>
+                    <a:stretch>
+                      <a:fillRect/>
+                    </a:stretch>
+                  </pic:blipFill>
+                  <pic:spPr bwMode="auto">
+                    <a:xfrm>
+                      <a:off x="0" y="0"/>
+                      <a:ext cx="2724800" cy="1532860"/>
+                    </a:xfrm>
+                    <a:prstGeom prst="rect">
+                      <a:avLst/>
+                    </a:prstGeom>
+                    <a:noFill/>
+                    <a:ln>
+                      <a:noFill/>
+                    </a:ln>
+                  </pic:spPr>
+                </pic:pic>
+              </a:graphicData>
+            </a:graphic>
+          </wp:inline>
+        </w:drawing>
+      </w:r>
+    </w:p>
+    <w:p>
+      <w:pPr>
+        <w:rPr>
+          <w:sz w:val="28"/>
+          <w:szCs w:val="28"/>
+        </w:rPr>
+      </w:pPr>
+      <w:r>
+        <w:rPr>
+          <w:sz w:val="28"/>
+          <w:szCs w:val="28"/>
+        </w:rPr>
+        <w:t xml:space="preserve"> É uma cor que dá sede e vontade de beber água, transmitindo frescor e recarga de bateria.</w:t>
       </w:r>
     </w:p>
     <w:p>
@@ -195,7 +763,85 @@
           <w:sz w:val="28"/>
           <w:szCs w:val="28"/>
         </w:rPr>
-        <w:t>Saúde/HP (Verde Lima): Pense na cor de uma maçã verde bem brilhante ou de um gramado de estádio de futebol. É uma cor que exala vigor físico e disposição para o treino.</w:t>
+        <w:t xml:space="preserve">Saúde/HP (Verde Lima): </w:t>
+      </w:r>
+    </w:p>
+    <w:p>
+      <w:pPr>
+        <w:ind w:left="360"/>
+        <w:rPr>
+          <w:sz w:val="28"/>
+          <w:szCs w:val="28"/>
+        </w:rPr>
+      </w:pPr>
+      <w:r>
+        <w:rPr>
+          <w:noProof/>
+        </w:rPr>
+        <w:drawing>
+          <wp:inline distT="0" distB="0" distL="0" distR="0" wp14:anchorId="2DC2DA1D" wp14:editId="0D83BB92">
+            <wp:extent cx="3057525" cy="1830070"/>
+            <wp:effectExtent l="0" t="0" r="9525" b="0"/>
+            <wp:docPr id="9" name="Imagem 9" descr="Verde lima Imagens – Download Grátis no Freepik"/>
+            <wp:cNvGraphicFramePr>
+              <a:graphicFrameLocks xmlns:a="http://schemas.openxmlformats.org/drawingml/2006/main" noChangeAspect="1"/>
+            </wp:cNvGraphicFramePr>
+            <a:graphic xmlns:a="http://schemas.openxmlformats.org/drawingml/2006/main">
+              <a:graphicData uri="http://schemas.openxmlformats.org/drawingml/2006/picture">
+                <pic:pic xmlns:pic="http://schemas.openxmlformats.org/drawingml/2006/picture">
+                  <pic:nvPicPr>
+                    <pic:cNvPr id="0" name="Picture 17" descr="Verde lima Imagens – Download Grátis no Freepik"/>
+                    <pic:cNvPicPr>
+                      <a:picLocks noChangeAspect="1" noChangeArrowheads="1"/>
+                    </pic:cNvPicPr>
+                  </pic:nvPicPr>
+                  <pic:blipFill>
+                    <a:blip r:embed="rId12" cstate="print">
+                      <a:extLst>
+                        <a:ext uri="{28A0092B-C50C-407E-A947-70E740481C1C}">
+                          <a14:useLocalDpi xmlns:a14="http://schemas.microsoft.com/office/drawing/2010/main" val="0"/>
+                        </a:ext>
+                      </a:extLst>
+                    </a:blip>
+                    <a:srcRect/>
+                    <a:stretch>
+                      <a:fillRect/>
+                    </a:stretch>
+                  </pic:blipFill>
+                  <pic:spPr bwMode="auto">
+                    <a:xfrm>
+                      <a:off x="0" y="0"/>
+                      <a:ext cx="3066958" cy="1835716"/>
+                    </a:xfrm>
+                    <a:prstGeom prst="rect">
+                      <a:avLst/>
+                    </a:prstGeom>
+                    <a:noFill/>
+                    <a:ln>
+                      <a:noFill/>
+                    </a:ln>
+                  </pic:spPr>
+                </pic:pic>
+              </a:graphicData>
+            </a:graphic>
+          </wp:inline>
+        </w:drawing>
+      </w:r>
+    </w:p>
+    <w:p>
+      <w:pPr>
+        <w:ind w:left="360"/>
+        <w:rPr>
+          <w:sz w:val="28"/>
+          <w:szCs w:val="28"/>
+        </w:rPr>
+      </w:pPr>
+      <w:r>
+        <w:rPr>
+          <w:sz w:val="28"/>
+          <w:szCs w:val="28"/>
+        </w:rPr>
+        <w:t xml:space="preserve"> É uma cor que exala vigor físico e disposição para o treino.</w:t>
       </w:r>
     </w:p>
     <w:p>
@@ -225,8 +871,118 @@
           <w:sz w:val="28"/>
           <w:szCs w:val="28"/>
         </w:rPr>
+        <w:t>O sistema usa a cor para te "incomodar" visualmente quando algo está errado.</w:t>
+      </w:r>
+    </w:p>
+    <w:p>
+      <w:pPr>
+        <w:ind w:left="720"/>
+        <w:rPr>
+          <w:sz w:val="28"/>
+          <w:szCs w:val="28"/>
+        </w:rPr>
+      </w:pPr>
+      <w:r>
+        <w:rPr>
+          <w:sz w:val="28"/>
+          <w:szCs w:val="28"/>
+        </w:rPr>
+        <w:t xml:space="preserve">Estado de Alerta (Vermelho Carmim): </w:t>
+      </w:r>
+    </w:p>
+    <w:p>
+      <w:pPr>
+        <w:ind w:left="720"/>
+        <w:rPr>
+          <w:sz w:val="28"/>
+          <w:szCs w:val="28"/>
+        </w:rPr>
+      </w:pPr>
+      <w:r>
+        <w:rPr>
+          <w:noProof/>
+        </w:rPr>
+        <w:drawing>
+          <wp:inline distT="0" distB="0" distL="0" distR="0" wp14:anchorId="29BAA58C" wp14:editId="07553145">
+            <wp:extent cx="3409315" cy="1917940"/>
+            <wp:effectExtent l="0" t="0" r="635" b="6350"/>
+            <wp:docPr id="10" name="Imagem 10" descr="Cor Carmim: Código Hex, Paletas &amp; Significado | Figma"/>
+            <wp:cNvGraphicFramePr>
+              <a:graphicFrameLocks xmlns:a="http://schemas.openxmlformats.org/drawingml/2006/main" noChangeAspect="1"/>
+            </wp:cNvGraphicFramePr>
+            <a:graphic xmlns:a="http://schemas.openxmlformats.org/drawingml/2006/main">
+              <a:graphicData uri="http://schemas.openxmlformats.org/drawingml/2006/picture">
+                <pic:pic xmlns:pic="http://schemas.openxmlformats.org/drawingml/2006/picture">
+                  <pic:nvPicPr>
+                    <pic:cNvPr id="0" name="Picture 19" descr="Cor Carmim: Código Hex, Paletas &amp; Significado | Figma"/>
+                    <pic:cNvPicPr>
+                      <a:picLocks noChangeAspect="1" noChangeArrowheads="1"/>
+                    </pic:cNvPicPr>
+                  </pic:nvPicPr>
+                  <pic:blipFill>
+                    <a:blip r:embed="rId13">
+                      <a:extLst>
+                        <a:ext uri="{28A0092B-C50C-407E-A947-70E740481C1C}">
+                          <a14:useLocalDpi xmlns:a14="http://schemas.microsoft.com/office/drawing/2010/main" val="0"/>
+                        </a:ext>
+                      </a:extLst>
+                    </a:blip>
+                    <a:srcRect/>
+                    <a:stretch>
+                      <a:fillRect/>
+                    </a:stretch>
+                  </pic:blipFill>
+                  <pic:spPr bwMode="auto">
+                    <a:xfrm>
+                      <a:off x="0" y="0"/>
+                      <a:ext cx="3416974" cy="1922249"/>
+                    </a:xfrm>
+                    <a:prstGeom prst="rect">
+                      <a:avLst/>
+                    </a:prstGeom>
+                    <a:noFill/>
+                    <a:ln>
+                      <a:noFill/>
+                    </a:ln>
+                  </pic:spPr>
+                </pic:pic>
+              </a:graphicData>
+            </a:graphic>
+          </wp:inline>
+        </w:drawing>
+      </w:r>
+    </w:p>
+    <w:p>
+      <w:pPr>
+        <w:ind w:left="720"/>
+        <w:rPr>
+          <w:sz w:val="28"/>
+          <w:szCs w:val="28"/>
+        </w:rPr>
+      </w:pPr>
+      <w:r>
+        <w:rPr>
+          <w:sz w:val="28"/>
+          <w:szCs w:val="28"/>
+        </w:rPr>
+        <w:t>aparece pontualmente para dizer: "Você está sedentário há muito tempo".</w:t>
+      </w:r>
+    </w:p>
+    <w:p>
+      <w:pPr>
+        <w:ind w:left="720"/>
+        <w:rPr>
+          <w:sz w:val="28"/>
+          <w:szCs w:val="28"/>
+        </w:rPr>
+      </w:pPr>
+      <w:r>
+        <w:rPr>
+          <w:sz w:val="28"/>
+          <w:szCs w:val="28"/>
+        </w:rPr>
         <w:lastRenderedPageBreak/>
-        <w:t>O sistema usa a cor para te "incomodar" visualmente quando algo está errado.</w:t>
+        <w:t xml:space="preserve">Perda de Energia (Cinza Opaco): </w:t>
       </w:r>
     </w:p>
     <w:p>
@@ -239,10 +995,56 @@
       </w:pPr>
       <w:r>
         <w:rPr>
-          <w:sz w:val="28"/>
-          <w:szCs w:val="28"/>
-        </w:rPr>
-        <w:t>Estado de Alerta (Vermelho Carmim): Imagine a cor de vinho tinto ou de uma brasa de cigarro no escuro. É um vermelho sério, que aparece pontualmente para dizer: "Você está sedentário há muito tempo".</w:t>
+          <w:noProof/>
+        </w:rPr>
+        <w:drawing>
+          <wp:inline distT="0" distB="0" distL="0" distR="0" wp14:anchorId="70485E81" wp14:editId="23FF2038">
+            <wp:extent cx="3398144" cy="1419225"/>
+            <wp:effectExtent l="0" t="0" r="0" b="0"/>
+            <wp:docPr id="11" name="Imagem 11" descr="Contact liso 45cmx10m opaco cinza escuro - contact (rolo)"/>
+            <wp:cNvGraphicFramePr>
+              <a:graphicFrameLocks xmlns:a="http://schemas.openxmlformats.org/drawingml/2006/main" noChangeAspect="1"/>
+            </wp:cNvGraphicFramePr>
+            <a:graphic xmlns:a="http://schemas.openxmlformats.org/drawingml/2006/main">
+              <a:graphicData uri="http://schemas.openxmlformats.org/drawingml/2006/picture">
+                <pic:pic xmlns:pic="http://schemas.openxmlformats.org/drawingml/2006/picture">
+                  <pic:nvPicPr>
+                    <pic:cNvPr id="0" name="Picture 21" descr="Contact liso 45cmx10m opaco cinza escuro - contact (rolo)"/>
+                    <pic:cNvPicPr>
+                      <a:picLocks noChangeAspect="1" noChangeArrowheads="1"/>
+                    </pic:cNvPicPr>
+                  </pic:nvPicPr>
+                  <pic:blipFill>
+                    <a:blip r:embed="rId14" cstate="print">
+                      <a:extLst>
+                        <a:ext uri="{28A0092B-C50C-407E-A947-70E740481C1C}">
+                          <a14:useLocalDpi xmlns:a14="http://schemas.microsoft.com/office/drawing/2010/main" val="0"/>
+                        </a:ext>
+                      </a:extLst>
+                    </a:blip>
+                    <a:srcRect/>
+                    <a:stretch>
+                      <a:fillRect/>
+                    </a:stretch>
+                  </pic:blipFill>
+                  <pic:spPr bwMode="auto">
+                    <a:xfrm>
+                      <a:off x="0" y="0"/>
+                      <a:ext cx="3399147" cy="1419644"/>
+                    </a:xfrm>
+                    <a:prstGeom prst="rect">
+                      <a:avLst/>
+                    </a:prstGeom>
+                    <a:noFill/>
+                    <a:ln>
+                      <a:noFill/>
+                    </a:ln>
+                  </pic:spPr>
+                </pic:pic>
+              </a:graphicData>
+            </a:graphic>
+          </wp:inline>
+        </w:drawing>
       </w:r>
     </w:p>
     <w:p>
@@ -258,60 +1060,223 @@
           <w:sz w:val="28"/>
           <w:szCs w:val="28"/>
         </w:rPr>
-        <w:t>Perda de Energia (Cinza Opaco): Imagine a cor de cinzas de lareira ou de uma estátua de pedra na chuva. Quando você não se cuida, o azul e o verde vibrantes "morrem" e viram esse cinza sem vida, mostrando que seu avatar (e sua produtividade) estão murchando.</w:t>
-      </w:r>
-    </w:p>
-    <w:p>
-      <w:pPr>
-        <w:rPr>
-          <w:sz w:val="28"/>
-          <w:szCs w:val="28"/>
-        </w:rPr>
-      </w:pPr>
-      <w:r>
-        <w:rPr>
-          <w:sz w:val="28"/>
-          <w:szCs w:val="28"/>
-        </w:rPr>
-        <w:t>4. Customização de Elite (O Diferencial)</w:t>
-      </w:r>
-    </w:p>
-    <w:p>
-      <w:pPr>
-        <w:numPr>
-          <w:ilvl w:val="0"/>
-          <w:numId w:val="7"/>
-        </w:numPr>
-        <w:rPr>
-          <w:sz w:val="28"/>
-          <w:szCs w:val="28"/>
-        </w:rPr>
-      </w:pPr>
-      <w:r>
-        <w:rPr>
-          <w:sz w:val="28"/>
-          <w:szCs w:val="28"/>
-        </w:rPr>
-        <w:t>Efeitos de Buffs (Roxo Neon): Imagine a cor de uma lâmpada negra de festa ou de um raio de tempestade. É a cor usada para itens especiais que dão poderes temporários à sua gestão de tempo.</w:t>
-      </w:r>
-    </w:p>
-    <w:p>
-      <w:pPr>
-        <w:numPr>
-          <w:ilvl w:val="0"/>
-          <w:numId w:val="7"/>
-        </w:numPr>
-        <w:rPr>
-          <w:sz w:val="28"/>
-          <w:szCs w:val="28"/>
-        </w:rPr>
-      </w:pPr>
-      <w:r>
-        <w:rPr>
-          <w:sz w:val="28"/>
-          <w:szCs w:val="28"/>
-        </w:rPr>
-        <w:t>Itens de Luxo: O avatar usa texturas que lembram couro preto fosco, aço escovado e vidro fumê, mantendo a aparência de um executivo de sucesso que também é um guerreiro de elite.</w:t>
+        <w:t>Quando você não se cuida, o azul e o verde vibrantes morrem e viram esse cinza sem vida, mostrando que seu avatar (e sua produtividade) estão murchando.</w:t>
+      </w:r>
+    </w:p>
+    <w:p>
+      <w:pPr>
+        <w:rPr>
+          <w:sz w:val="28"/>
+          <w:szCs w:val="28"/>
+        </w:rPr>
+      </w:pPr>
+      <w:r>
+        <w:rPr>
+          <w:sz w:val="28"/>
+          <w:szCs w:val="28"/>
+        </w:rPr>
+        <w:t xml:space="preserve">4. Customização de Elite </w:t>
+      </w:r>
+    </w:p>
+    <w:p>
+      <w:pPr>
+        <w:rPr>
+          <w:sz w:val="28"/>
+          <w:szCs w:val="28"/>
+        </w:rPr>
+      </w:pPr>
+      <w:r>
+        <w:rPr>
+          <w:sz w:val="28"/>
+          <w:szCs w:val="28"/>
+        </w:rPr>
+        <w:t>Efeitos de Buffs (Roxo Neon):</w:t>
+      </w:r>
+    </w:p>
+    <w:p>
+      <w:pPr>
+        <w:rPr>
+          <w:sz w:val="28"/>
+          <w:szCs w:val="28"/>
+        </w:rPr>
+      </w:pPr>
+      <w:r>
+        <w:rPr>
+          <w:sz w:val="28"/>
+          <w:szCs w:val="28"/>
+        </w:rPr>
+        <w:t xml:space="preserve">    </w:t>
+      </w:r>
+      <w:r>
+        <w:rPr>
+          <w:noProof/>
+        </w:rPr>
+        <w:drawing>
+          <wp:inline distT="0" distB="0" distL="0" distR="0" wp14:anchorId="6DC0CF06" wp14:editId="24E9F77F">
+            <wp:extent cx="3589491" cy="2019300"/>
+            <wp:effectExtent l="0" t="0" r="0" b="0"/>
+            <wp:docPr id="13" name="Imagem 13" descr="Cor Roxo Neon: Código Hex, Paletas e Significado | Figma"/>
+            <wp:cNvGraphicFramePr>
+              <a:graphicFrameLocks xmlns:a="http://schemas.openxmlformats.org/drawingml/2006/main" noChangeAspect="1"/>
+            </wp:cNvGraphicFramePr>
+            <a:graphic xmlns:a="http://schemas.openxmlformats.org/drawingml/2006/main">
+              <a:graphicData uri="http://schemas.openxmlformats.org/drawingml/2006/picture">
+                <pic:pic xmlns:pic="http://schemas.openxmlformats.org/drawingml/2006/picture">
+                  <pic:nvPicPr>
+                    <pic:cNvPr id="0" name="Picture 25" descr="Cor Roxo Neon: Código Hex, Paletas e Significado | Figma"/>
+                    <pic:cNvPicPr>
+                      <a:picLocks noChangeAspect="1" noChangeArrowheads="1"/>
+                    </pic:cNvPicPr>
+                  </pic:nvPicPr>
+                  <pic:blipFill>
+                    <a:blip r:embed="rId15">
+                      <a:extLst>
+                        <a:ext uri="{28A0092B-C50C-407E-A947-70E740481C1C}">
+                          <a14:useLocalDpi xmlns:a14="http://schemas.microsoft.com/office/drawing/2010/main" val="0"/>
+                        </a:ext>
+                      </a:extLst>
+                    </a:blip>
+                    <a:srcRect/>
+                    <a:stretch>
+                      <a:fillRect/>
+                    </a:stretch>
+                  </pic:blipFill>
+                  <pic:spPr bwMode="auto">
+                    <a:xfrm>
+                      <a:off x="0" y="0"/>
+                      <a:ext cx="3592762" cy="2021140"/>
+                    </a:xfrm>
+                    <a:prstGeom prst="rect">
+                      <a:avLst/>
+                    </a:prstGeom>
+                    <a:noFill/>
+                    <a:ln>
+                      <a:noFill/>
+                    </a:ln>
+                  </pic:spPr>
+                </pic:pic>
+              </a:graphicData>
+            </a:graphic>
+          </wp:inline>
+        </w:drawing>
+      </w:r>
+    </w:p>
+    <w:p>
+      <w:pPr>
+        <w:ind w:left="720"/>
+        <w:rPr>
+          <w:sz w:val="28"/>
+          <w:szCs w:val="28"/>
+        </w:rPr>
+      </w:pPr>
+      <w:r>
+        <w:rPr>
+          <w:sz w:val="28"/>
+          <w:szCs w:val="28"/>
+        </w:rPr>
+        <w:t>É a cor usada para itens especiais que dão poderes temporários à sua gestão de tempo.</w:t>
+      </w:r>
+    </w:p>
+    <w:p>
+      <w:pPr>
+        <w:ind w:left="720"/>
+        <w:rPr>
+          <w:sz w:val="28"/>
+          <w:szCs w:val="28"/>
+        </w:rPr>
+      </w:pPr>
+      <w:r>
+        <w:rPr>
+          <w:sz w:val="28"/>
+          <w:szCs w:val="28"/>
+        </w:rPr>
+        <w:t xml:space="preserve">Itens de Luxo: </w:t>
+      </w:r>
+      <w:r>
+        <w:rPr>
+          <w:sz w:val="28"/>
+          <w:szCs w:val="28"/>
+        </w:rPr>
+        <w:t>(preto e dourado marmorizado)</w:t>
+      </w:r>
+    </w:p>
+    <w:p>
+      <w:pPr>
+        <w:ind w:left="720"/>
+        <w:rPr>
+          <w:sz w:val="28"/>
+          <w:szCs w:val="28"/>
+        </w:rPr>
+      </w:pPr>
+      <w:r>
+        <w:rPr>
+          <w:noProof/>
+        </w:rPr>
+        <w:drawing>
+          <wp:inline distT="0" distB="0" distL="0" distR="0" wp14:anchorId="521C8877" wp14:editId="1E9B38A8">
+            <wp:extent cx="3761278" cy="2375567"/>
+            <wp:effectExtent l="0" t="0" r="0" b="5715"/>
+            <wp:docPr id="14" name="Imagem 14" descr="100+] Fundo Dourado E Preto | Wallpapers.com"/>
+            <wp:cNvGraphicFramePr>
+              <a:graphicFrameLocks xmlns:a="http://schemas.openxmlformats.org/drawingml/2006/main" noChangeAspect="1"/>
+            </wp:cNvGraphicFramePr>
+            <a:graphic xmlns:a="http://schemas.openxmlformats.org/drawingml/2006/main">
+              <a:graphicData uri="http://schemas.openxmlformats.org/drawingml/2006/picture">
+                <pic:pic xmlns:pic="http://schemas.openxmlformats.org/drawingml/2006/picture">
+                  <pic:nvPicPr>
+                    <pic:cNvPr id="0" name="Picture 27" descr="100+] Fundo Dourado E Preto | Wallpapers.com"/>
+                    <pic:cNvPicPr>
+                      <a:picLocks noChangeAspect="1" noChangeArrowheads="1"/>
+                    </pic:cNvPicPr>
+                  </pic:nvPicPr>
+                  <pic:blipFill>
+                    <a:blip r:embed="rId16" cstate="print">
+                      <a:extLst>
+                        <a:ext uri="{28A0092B-C50C-407E-A947-70E740481C1C}">
+                          <a14:useLocalDpi xmlns:a14="http://schemas.microsoft.com/office/drawing/2010/main" val="0"/>
+                        </a:ext>
+                      </a:extLst>
+                    </a:blip>
+                    <a:srcRect/>
+                    <a:stretch>
+                      <a:fillRect/>
+                    </a:stretch>
+                  </pic:blipFill>
+                  <pic:spPr bwMode="auto">
+                    <a:xfrm>
+                      <a:off x="0" y="0"/>
+                      <a:ext cx="3768859" cy="2380355"/>
+                    </a:xfrm>
+                    <a:prstGeom prst="rect">
+                      <a:avLst/>
+                    </a:prstGeom>
+                    <a:noFill/>
+                    <a:ln>
+                      <a:noFill/>
+                    </a:ln>
+                  </pic:spPr>
+                </pic:pic>
+              </a:graphicData>
+            </a:graphic>
+          </wp:inline>
+        </w:drawing>
+      </w:r>
+    </w:p>
+    <w:p>
+      <w:pPr>
+        <w:ind w:left="720"/>
+        <w:rPr>
+          <w:sz w:val="28"/>
+          <w:szCs w:val="28"/>
+        </w:rPr>
+      </w:pPr>
+      <w:r>
+        <w:rPr>
+          <w:sz w:val="28"/>
+          <w:szCs w:val="28"/>
+        </w:rPr>
+        <w:lastRenderedPageBreak/>
+        <w:t xml:space="preserve"> mantendo a aparência de um executivo de sucesso que também é um guerreiro de elite.</w:t>
       </w:r>
     </w:p>
     <w:p/>
@@ -326,7 +1291,7 @@
 </file>
 
 <file path=word/numbering.xml><?xml version="1.0" encoding="utf-8"?>
-<w:numbering xmlns:wpc="http://schemas.microsoft.com/office/word/2010/wordprocessingCanvas" xmlns:cx="http://schemas.microsoft.com/office/drawing/2014/chartex" xmlns:cx1="http://schemas.microsoft.com/office/drawing/2015/9/8/chartex" xmlns:cx2="http://schemas.microsoft.com/office/drawing/2015/10/21/chartex" xmlns:cx3="http://schemas.microsoft.com/office/drawing/2016/5/9/chartex" xmlns:cx4="http://schemas.microsoft.com/office/drawing/2016/5/10/chartex" xmlns:cx5="http://schemas.microsoft.com/office/drawing/2016/5/11/chartex" xmlns:cx6="http://schemas.microsoft.com/office/drawing/2016/5/12/chartex" xmlns:cx7="http://schemas.microsoft.com/office/drawing/2016/5/13/chartex" xmlns:cx8="http://schemas.microsoft.com/office/drawing/2016/5/14/chartex" xmlns:mc="http://schemas.openxmlformats.org/markup-compatibility/2006" xmlns:aink="http://schemas.microsoft.com/office/drawing/2016/ink" xmlns:am3d="http://schemas.microsoft.com/office/drawing/2017/model3d" xmlns:o="urn:schemas-microsoft-com:office:office" xmlns:oel="http://schemas.microsoft.com/office/2019/extlst" xmlns:r="http://schemas.openxmlformats.org/officeDocument/2006/relationships" xmlns:m="http://schemas.openxmlformats.org/officeDocument/2006/math" xmlns:v="urn:schemas-microsoft-com:vml" xmlns:wp14="http://schemas.microsoft.com/office/word/2010/wordprocessingDrawing" xmlns:wp="http://schemas.openxmlformats.org/drawingml/2006/wordprocessingDrawing" xmlns:w10="urn:schemas-microsoft-com:office:word" xmlns:w="http://schemas.openxmlformats.org/wordprocessingml/2006/main" xmlns:w14="http://schemas.microsoft.com/office/word/2010/wordml" xmlns:w15="http://schemas.microsoft.com/office/word/2012/wordml" xmlns:w16cex="http://schemas.microsoft.com/office/word/2018/wordml/cex" xmlns:w16cid="http://schemas.microsoft.com/office/word/2016/wordml/cid" xmlns:w16="http://schemas.microsoft.com/office/word/2018/wordml" xmlns:w16du="http://schemas.microsoft.com/office/word/2023/wordml/word16du" xmlns:w16sdtdh="http://schemas.microsoft.com/office/word/2020/wordml/sdtdatahash" xmlns:w16sdtfl="http://schemas.microsoft.com/office/word/2024/wordml/sdtformatlock" xmlns:w16se="http://schemas.microsoft.com/office/word/2015/wordml/symex" xmlns:wpg="http://schemas.microsoft.com/office/word/2010/wordprocessingGroup" xmlns:wpi="http://schemas.microsoft.com/office/word/2010/wordprocessingInk" xmlns:wne="http://schemas.microsoft.com/office/word/2006/wordml" xmlns:wps="http://schemas.microsoft.com/office/word/2010/wordprocessingShape" mc:Ignorable="w14 w15 w16se w16cid w16 w16cex w16sdtdh w16sdtfl w16du wp14">
+<w:numbering xmlns:wpc="http://schemas.microsoft.com/office/word/2010/wordprocessingCanvas" xmlns:cx="http://schemas.microsoft.com/office/drawing/2014/chartex" xmlns:cx1="http://schemas.microsoft.com/office/drawing/2015/9/8/chartex" xmlns:cx2="http://schemas.microsoft.com/office/drawing/2015/10/21/chartex" xmlns:cx3="http://schemas.microsoft.com/office/drawing/2016/5/9/chartex" xmlns:cx4="http://schemas.microsoft.com/office/drawing/2016/5/10/chartex" xmlns:cx5="http://schemas.microsoft.com/office/drawing/2016/5/11/chartex" xmlns:cx6="http://schemas.microsoft.com/office/drawing/2016/5/12/chartex" xmlns:cx7="http://schemas.microsoft.com/office/drawing/2016/5/13/chartex" xmlns:cx8="http://schemas.microsoft.com/office/drawing/2016/5/14/chartex" xmlns:mc="http://schemas.openxmlformats.org/markup-compatibility/2006" xmlns:aink="http://schemas.microsoft.com/office/drawing/2016/ink" xmlns:am3d="http://schemas.microsoft.com/office/drawing/2017/model3d" xmlns:o="urn:schemas-microsoft-com:office:office" xmlns:oel="http://schemas.microsoft.com/office/2019/extlst" xmlns:r="http://schemas.openxmlformats.org/officeDocument/2006/relationships" xmlns:m="http://schemas.openxmlformats.org/officeDocument/2006/math" xmlns:v="urn:schemas-microsoft-com:vml" xmlns:wp14="http://schemas.microsoft.com/office/word/2010/wordprocessingDrawing" xmlns:wp="http://schemas.openxmlformats.org/drawingml/2006/wordprocessingDrawing" xmlns:w10="urn:schemas-microsoft-com:office:word" xmlns:w="http://schemas.openxmlformats.org/wordprocessingml/2006/main" xmlns:w14="http://schemas.microsoft.com/office/word/2010/wordml" xmlns:w15="http://schemas.microsoft.com/office/word/2012/wordml" xmlns:w16cex="http://schemas.microsoft.com/office/word/2018/wordml/cex" xmlns:w16cid="http://schemas.microsoft.com/office/word/2016/wordml/cid" xmlns:w16="http://schemas.microsoft.com/office/word/2018/wordml" xmlns:w16sdtdh="http://schemas.microsoft.com/office/word/2020/wordml/sdtdatahash" xmlns:w16se="http://schemas.microsoft.com/office/word/2015/wordml/symex" xmlns:wpg="http://schemas.microsoft.com/office/word/2010/wordprocessingGroup" xmlns:wpi="http://schemas.microsoft.com/office/word/2010/wordprocessingInk" xmlns:wne="http://schemas.microsoft.com/office/word/2006/wordml" xmlns:wps="http://schemas.microsoft.com/office/word/2010/wordprocessingShape" mc:Ignorable="w14 w15 w16se w16cid w16 w16cex w16sdtdh wp14">
   <w:abstractNum w:abstractNumId="0" w15:restartNumberingAfterBreak="0">
     <w:nsid w:val="156A3FA2"/>
     <w:multiLevelType w:val="multilevel"/>
@@ -1395,7 +2360,7 @@
 </file>
 
 <file path=word/styles.xml><?xml version="1.0" encoding="utf-8"?>
-<w:styles xmlns:mc="http://schemas.openxmlformats.org/markup-compatibility/2006" xmlns:r="http://schemas.openxmlformats.org/officeDocument/2006/relationships" xmlns:w="http://schemas.openxmlformats.org/wordprocessingml/2006/main" xmlns:w14="http://schemas.microsoft.com/office/word/2010/wordml" xmlns:w15="http://schemas.microsoft.com/office/word/2012/wordml" xmlns:w16cex="http://schemas.microsoft.com/office/word/2018/wordml/cex" xmlns:w16cid="http://schemas.microsoft.com/office/word/2016/wordml/cid" xmlns:w16="http://schemas.microsoft.com/office/word/2018/wordml" xmlns:w16du="http://schemas.microsoft.com/office/word/2023/wordml/word16du" xmlns:w16sdtdh="http://schemas.microsoft.com/office/word/2020/wordml/sdtdatahash" xmlns:w16sdtfl="http://schemas.microsoft.com/office/word/2024/wordml/sdtformatlock" xmlns:w16se="http://schemas.microsoft.com/office/word/2015/wordml/symex" mc:Ignorable="w14 w15 w16se w16cid w16 w16cex w16sdtdh w16sdtfl w16du">
+<w:styles xmlns:mc="http://schemas.openxmlformats.org/markup-compatibility/2006" xmlns:r="http://schemas.openxmlformats.org/officeDocument/2006/relationships" xmlns:w="http://schemas.openxmlformats.org/wordprocessingml/2006/main" xmlns:w14="http://schemas.microsoft.com/office/word/2010/wordml" xmlns:w15="http://schemas.microsoft.com/office/word/2012/wordml" xmlns:w16cex="http://schemas.microsoft.com/office/word/2018/wordml/cex" xmlns:w16cid="http://schemas.microsoft.com/office/word/2016/wordml/cid" xmlns:w16="http://schemas.microsoft.com/office/word/2018/wordml" xmlns:w16sdtdh="http://schemas.microsoft.com/office/word/2020/wordml/sdtdatahash" xmlns:w16se="http://schemas.microsoft.com/office/word/2015/wordml/symex" mc:Ignorable="w14 w15 w16se w16cid w16 w16cex w16sdtdh">
   <w:docDefaults>
     <w:rPrDefault>
       <w:rPr>
@@ -1997,6 +2962,7 @@
   <w:style w:type="character" w:default="1" w:styleId="Fontepargpadro">
     <w:name w:val="Default Paragraph Font"/>
     <w:uiPriority w:val="1"/>
+    <w:semiHidden/>
     <w:unhideWhenUsed/>
   </w:style>
   <w:style w:type="table" w:default="1" w:styleId="Tabelanormal">
